--- a/Observation Programs/week3/Exceptions.docx
+++ b/Observation Programs/week3/Exceptions.docx
@@ -3,12 +3,39 @@
 <w:document xmlns:wpc="http://schemas.microsoft.com/office/word/2010/wordprocessingCanvas" xmlns:cx="http://schemas.microsoft.com/office/drawing/2014/chartex" xmlns:cx1="http://schemas.microsoft.com/office/drawing/2015/9/8/chartex" xmlns:cx2="http://schemas.microsoft.com/office/drawing/2015/10/21/chartex" xmlns:cx3="http://schemas.microsoft.com/office/drawing/2016/5/9/chartex" xmlns:cx4="http://schemas.microsoft.com/office/drawing/2016/5/10/chartex" xmlns:cx5="http://schemas.microsoft.com/office/drawing/2016/5/11/chartex" xmlns:cx6="http://schemas.microsoft.com/office/drawing/2016/5/12/chartex" xmlns:cx7="http://schemas.microsoft.com/office/drawing/2016/5/13/chartex" xmlns:cx8="http://schemas.microsoft.com/office/drawing/2016/5/14/chartex" xmlns:mc="http://schemas.openxmlformats.org/markup-compatibility/2006" xmlns:aink="http://schemas.microsoft.com/office/drawing/2016/ink" xmlns:am3d="http://schemas.microsoft.com/office/drawing/2017/model3d" xmlns:o="urn:schemas-microsoft-com:office:office" xmlns:oel="http://schemas.microsoft.com/office/2019/extlst" xmlns:r="http://schemas.openxmlformats.org/officeDocument/2006/relationships" xmlns:m="http://schemas.openxmlformats.org/officeDocument/2006/math" xmlns:v="urn:schemas-microsoft-com:vml" xmlns:wp14="http://schemas.microsoft.com/office/word/2010/wordprocessingDrawing" xmlns:wp="http://schemas.openxmlformats.org/drawingml/2006/wordprocessingDrawing" xmlns:w10="urn:schemas-microsoft-com:office:word" xmlns:w="http://schemas.openxmlformats.org/wordprocessingml/2006/main" xmlns:w14="http://schemas.microsoft.com/office/word/2010/wordml" xmlns:w15="http://schemas.microsoft.com/office/word/2012/wordml" xmlns:w16cex="http://schemas.microsoft.com/office/word/2018/wordml/cex" xmlns:w16cid="http://schemas.microsoft.com/office/word/2016/wordml/cid" xmlns:w16="http://schemas.microsoft.com/office/word/2018/wordml" xmlns:w16du="http://schemas.microsoft.com/office/word/2023/wordml/word16du" xmlns:w16sdtdh="http://schemas.microsoft.com/office/word/2020/wordml/sdtdatahash" xmlns:w16sdtfl="http://schemas.microsoft.com/office/word/2024/wordml/sdtformatlock" xmlns:w16se="http://schemas.microsoft.com/office/word/2015/wordml/symex" xmlns:wpg="http://schemas.microsoft.com/office/word/2010/wordprocessingGroup" xmlns:wpi="http://schemas.microsoft.com/office/word/2010/wordprocessingInk" xmlns:wne="http://schemas.microsoft.com/office/word/2006/wordml" xmlns:wps="http://schemas.microsoft.com/office/word/2010/wordprocessingShape" mc:Ignorable="w14 w15 w16se w16cid w16 w16cex w16sdtdh w16sdtfl w16du wp14">
   <w:body>
     <w:p>
-      <w:r>
+      <w:pPr>
+        <w:rPr>
+          <w:b/>
+          <w:bCs/>
+        </w:rPr>
+      </w:pPr>
+      <w:r>
+        <w:rPr>
+          <w:b/>
+          <w:bCs/>
+        </w:rPr>
         <w:t>1.ArrayIndexOutOfBound</w:t>
       </w:r>
-    </w:p>
-    <w:p>
-      <w:r>
+      <w:r>
+        <w:rPr>
+          <w:b/>
+          <w:bCs/>
+        </w:rPr>
+        <w:t>:</w:t>
+      </w:r>
+    </w:p>
+    <w:p>
+      <w:pPr>
+        <w:rPr>
+          <w:b/>
+          <w:bCs/>
+        </w:rPr>
+      </w:pPr>
+      <w:r>
+        <w:rPr>
+          <w:b/>
+          <w:bCs/>
+        </w:rPr>
         <w:t>Algorithm:</w:t>
       </w:r>
     </w:p>
@@ -39,15 +66,7 @@
     </w:p>
     <w:p>
       <w:r>
-        <w:t>Step 6: Since the array contains only three elements, the valid indexes are "0, 1, and 2". Therefore, index "5" is invalid and an "</w:t>
-      </w:r>
-      <w:proofErr w:type="spellStart"/>
-      <w:r>
-        <w:t>ArrayIndexOutOfBoundsException</w:t>
-      </w:r>
-      <w:proofErr w:type="spellEnd"/>
-      <w:r>
-        <w:t>" occurs.</w:t>
+        <w:t>Step 6: Since the array contains only three elements, the valid indexes are "0, 1, and 2". Therefore, index "5" is invalid and an "ArrayIndexOutOfBoundsException" occurs.</w:t>
       </w:r>
     </w:p>
     <w:p>
@@ -66,7 +85,17 @@
       </w:r>
     </w:p>
     <w:p>
-      <w:r>
+      <w:pPr>
+        <w:rPr>
+          <w:b/>
+          <w:bCs/>
+        </w:rPr>
+      </w:pPr>
+      <w:r>
+        <w:rPr>
+          <w:b/>
+          <w:bCs/>
+        </w:rPr>
         <w:t>Code:</w:t>
       </w:r>
     </w:p>
@@ -77,15 +106,7 @@
     </w:p>
     <w:p>
       <w:r>
-        <w:t xml:space="preserve">    public static void main(String[] </w:t>
-      </w:r>
-      <w:proofErr w:type="spellStart"/>
-      <w:r>
-        <w:t>args</w:t>
-      </w:r>
-      <w:proofErr w:type="spellEnd"/>
-      <w:r>
-        <w:t>) {</w:t>
+        <w:t xml:space="preserve">    public static void main(String[] args) {</w:t>
       </w:r>
     </w:p>
     <w:p>
@@ -100,41 +121,17 @@
     </w:p>
     <w:p>
       <w:r>
-        <w:t xml:space="preserve">            </w:t>
-      </w:r>
-      <w:proofErr w:type="spellStart"/>
-      <w:r>
-        <w:t>System.out.println</w:t>
-      </w:r>
-      <w:proofErr w:type="spellEnd"/>
-      <w:r>
-        <w:t>(a[5]);</w:t>
-      </w:r>
-    </w:p>
-    <w:p>
-      <w:r>
-        <w:t xml:space="preserve">        } catch (</w:t>
-      </w:r>
-      <w:proofErr w:type="spellStart"/>
-      <w:r>
-        <w:t>ArrayIndexOutOfBoundsException</w:t>
-      </w:r>
-      <w:proofErr w:type="spellEnd"/>
-      <w:r>
-        <w:t xml:space="preserve"> e) {</w:t>
-      </w:r>
-    </w:p>
-    <w:p>
-      <w:r>
-        <w:t xml:space="preserve">            </w:t>
-      </w:r>
-      <w:proofErr w:type="spellStart"/>
-      <w:r>
-        <w:t>System.out.println</w:t>
-      </w:r>
-      <w:proofErr w:type="spellEnd"/>
-      <w:r>
-        <w:t>("Invalid array index");</w:t>
+        <w:t xml:space="preserve">            System.out.println(a[5]);</w:t>
+      </w:r>
+    </w:p>
+    <w:p>
+      <w:r>
+        <w:t xml:space="preserve">        } catch (ArrayIndexOutOfBoundsException e) {</w:t>
+      </w:r>
+    </w:p>
+    <w:p>
+      <w:r>
+        <w:t xml:space="preserve">            System.out.println("Invalid array index");</w:t>
       </w:r>
     </w:p>
     <w:p>
@@ -185,15 +182,7 @@
     </w:p>
     <w:p>
       <w:r>
-        <w:t xml:space="preserve">Since index 5 does not exist, Java throws an </w:t>
-      </w:r>
-      <w:proofErr w:type="spellStart"/>
-      <w:r>
-        <w:t>ArrayIndexOutOfBoundsException</w:t>
-      </w:r>
-      <w:proofErr w:type="spellEnd"/>
-      <w:r>
-        <w:t>.</w:t>
+        <w:t>Since index 5 does not exist, Java throws an ArrayIndexOutOfBoundsException.</w:t>
       </w:r>
     </w:p>
     <w:p>
@@ -207,13 +196,8 @@
       </w:r>
     </w:p>
     <w:p>
-      <w:proofErr w:type="spellStart"/>
-      <w:r>
-        <w:t>System.out.println</w:t>
-      </w:r>
-      <w:proofErr w:type="spellEnd"/>
-      <w:r>
-        <w:t>(a[5]);</w:t>
+      <w:r>
+        <w:t>System.out.println(a[5]);</w:t>
       </w:r>
     </w:p>
     <w:p>
@@ -223,15 +207,7 @@
     </w:p>
     <w:p>
       <w:r>
-        <w:t>catch (</w:t>
-      </w:r>
-      <w:proofErr w:type="spellStart"/>
-      <w:r>
-        <w:t>ArrayIndexOutOfBoundsException</w:t>
-      </w:r>
-      <w:proofErr w:type="spellEnd"/>
-      <w:r>
-        <w:t xml:space="preserve"> e)</w:t>
+        <w:t>catch (ArrayIndexOutOfBoundsException e)</w:t>
       </w:r>
     </w:p>
     <w:p>
@@ -245,12 +221,32 @@
       </w:r>
     </w:p>
     <w:p>
-      <w:r>
+      <w:pPr>
+        <w:rPr>
+          <w:b/>
+          <w:bCs/>
+        </w:rPr>
+      </w:pPr>
+      <w:r>
+        <w:rPr>
+          <w:b/>
+          <w:bCs/>
+        </w:rPr>
         <w:t>2.StringIndexOutOfBound:</w:t>
       </w:r>
     </w:p>
     <w:p>
-      <w:r>
+      <w:pPr>
+        <w:rPr>
+          <w:b/>
+          <w:bCs/>
+        </w:rPr>
+      </w:pPr>
+      <w:r>
+        <w:rPr>
+          <w:b/>
+          <w:bCs/>
+        </w:rPr>
         <w:t>Algorithm:</w:t>
       </w:r>
     </w:p>
@@ -271,15 +267,7 @@
     </w:p>
     <w:p>
       <w:r>
-        <w:t>Step 4: Try to access the character at index "10" using the "</w:t>
-      </w:r>
-      <w:proofErr w:type="spellStart"/>
-      <w:r>
-        <w:t>charAt</w:t>
-      </w:r>
-      <w:proofErr w:type="spellEnd"/>
-      <w:r>
-        <w:t>()" method.</w:t>
+        <w:t>Step 4: Try to access the character at index "10" using the "charAt()" method.</w:t>
       </w:r>
     </w:p>
     <w:p>
@@ -289,15 +277,7 @@
     </w:p>
     <w:p>
       <w:r>
-        <w:t>Step 6: Since the string ""Hello"" contains 5 characters, the valid indexes are "0, 1, 2, 3, and 4". Therefore, index "10" is invalid and a "</w:t>
-      </w:r>
-      <w:proofErr w:type="spellStart"/>
-      <w:r>
-        <w:t>StringIndexOutOfBoundsException</w:t>
-      </w:r>
-      <w:proofErr w:type="spellEnd"/>
-      <w:r>
-        <w:t>" occurs.</w:t>
+        <w:t>Step 6: Since the string ""Hello"" contains 5 characters, the valid indexes are "0, 1, 2, 3, and 4". Therefore, index "10" is invalid and a "StringIndexOutOfBoundsException" occurs.</w:t>
       </w:r>
     </w:p>
     <w:p>
@@ -316,7 +296,17 @@
       </w:r>
     </w:p>
     <w:p>
-      <w:r>
+      <w:pPr>
+        <w:rPr>
+          <w:b/>
+          <w:bCs/>
+        </w:rPr>
+      </w:pPr>
+      <w:r>
+        <w:rPr>
+          <w:b/>
+          <w:bCs/>
+        </w:rPr>
         <w:t>Code:</w:t>
       </w:r>
     </w:p>
@@ -351,88 +341,68 @@
         <w:t>class</w:t>
       </w:r>
       <w:r>
+        <w:t xml:space="preserve"> StringIndexOutOfBound {</w:t>
+      </w:r>
+    </w:p>
+    <w:p>
+      <w:r>
+        <w:t xml:space="preserve">  </w:t>
+      </w:r>
+      <w:r>
+        <w:rPr>
+          <w:b/>
+          <w:bCs/>
+        </w:rPr>
+        <w:t>public</w:t>
+      </w:r>
+      <w:r>
         <w:t xml:space="preserve"> </w:t>
       </w:r>
-      <w:proofErr w:type="spellStart"/>
-      <w:r>
-        <w:t>StringIndexOutOfBound</w:t>
-      </w:r>
-      <w:proofErr w:type="spellEnd"/>
+      <w:r>
+        <w:rPr>
+          <w:b/>
+          <w:bCs/>
+        </w:rPr>
+        <w:t>static</w:t>
+      </w:r>
+      <w:r>
+        <w:t xml:space="preserve"> </w:t>
+      </w:r>
+      <w:r>
+        <w:rPr>
+          <w:b/>
+          <w:bCs/>
+        </w:rPr>
+        <w:t>void</w:t>
+      </w:r>
+      <w:r>
+        <w:t xml:space="preserve"> main(String[] args) {</w:t>
+      </w:r>
+    </w:p>
+    <w:p>
+      <w:r>
+        <w:tab/>
+        <w:t xml:space="preserve">        String s = "Hello";</w:t>
+      </w:r>
+    </w:p>
+    <w:p>
+      <w:r>
+        <w:t xml:space="preserve">             </w:t>
+      </w:r>
+      <w:r>
+        <w:rPr>
+          <w:b/>
+          <w:bCs/>
+        </w:rPr>
+        <w:t>try</w:t>
+      </w:r>
       <w:r>
         <w:t xml:space="preserve"> {</w:t>
       </w:r>
     </w:p>
     <w:p>
       <w:r>
-        <w:t xml:space="preserve">  </w:t>
-      </w:r>
-      <w:r>
-        <w:rPr>
-          <w:b/>
-          <w:bCs/>
-        </w:rPr>
-        <w:t>public</w:t>
-      </w:r>
-      <w:r>
-        <w:t xml:space="preserve"> </w:t>
-      </w:r>
-      <w:r>
-        <w:rPr>
-          <w:b/>
-          <w:bCs/>
-        </w:rPr>
-        <w:t>static</w:t>
-      </w:r>
-      <w:r>
-        <w:t xml:space="preserve"> </w:t>
-      </w:r>
-      <w:r>
-        <w:rPr>
-          <w:b/>
-          <w:bCs/>
-        </w:rPr>
-        <w:t>void</w:t>
-      </w:r>
-      <w:r>
-        <w:t xml:space="preserve"> main(String[] </w:t>
-      </w:r>
-      <w:proofErr w:type="spellStart"/>
-      <w:r>
-        <w:t>args</w:t>
-      </w:r>
-      <w:proofErr w:type="spellEnd"/>
-      <w:r>
-        <w:t>) {</w:t>
-      </w:r>
-    </w:p>
-    <w:p>
-      <w:r>
-        <w:tab/>
-        <w:t xml:space="preserve">        String s = "Hello";</w:t>
-      </w:r>
-    </w:p>
-    <w:p>
-      <w:r>
-        <w:t xml:space="preserve">             </w:t>
-      </w:r>
-      <w:r>
-        <w:rPr>
-          <w:b/>
-          <w:bCs/>
-        </w:rPr>
-        <w:t>try</w:t>
-      </w:r>
-      <w:r>
-        <w:t xml:space="preserve"> {</w:t>
-      </w:r>
-    </w:p>
-    <w:p>
-      <w:r>
-        <w:t xml:space="preserve">         </w:t>
-      </w:r>
-      <w:proofErr w:type="spellStart"/>
-      <w:r>
-        <w:t>System.</w:t>
+        <w:t xml:space="preserve">         System.</w:t>
       </w:r>
       <w:r>
         <w:rPr>
@@ -444,19 +414,7 @@
         <w:t>out</w:t>
       </w:r>
       <w:r>
-        <w:t>.println</w:t>
-      </w:r>
-      <w:proofErr w:type="spellEnd"/>
-      <w:r>
-        <w:t>(</w:t>
-      </w:r>
-      <w:proofErr w:type="spellStart"/>
-      <w:r>
-        <w:t>s.charAt</w:t>
-      </w:r>
-      <w:proofErr w:type="spellEnd"/>
-      <w:r>
-        <w:t>(10));</w:t>
+        <w:t>.println(s.charAt(10));</w:t>
       </w:r>
     </w:p>
     <w:p>
@@ -472,25 +430,13 @@
         <w:t>catch</w:t>
       </w:r>
       <w:r>
-        <w:t xml:space="preserve"> (</w:t>
-      </w:r>
-      <w:proofErr w:type="spellStart"/>
-      <w:r>
-        <w:t>StringIndexOutOfBoundsException</w:t>
-      </w:r>
-      <w:proofErr w:type="spellEnd"/>
-      <w:r>
-        <w:t xml:space="preserve"> e) {</w:t>
-      </w:r>
-    </w:p>
-    <w:p>
-      <w:r>
-        <w:tab/>
-        <w:t xml:space="preserve">            </w:t>
-      </w:r>
-      <w:proofErr w:type="spellStart"/>
-      <w:r>
-        <w:t>System.</w:t>
+        <w:t xml:space="preserve"> (StringIndexOutOfBoundsException e) {</w:t>
+      </w:r>
+    </w:p>
+    <w:p>
+      <w:r>
+        <w:tab/>
+        <w:t xml:space="preserve">            System.</w:t>
       </w:r>
       <w:r>
         <w:rPr>
@@ -502,11 +448,7 @@
         <w:t>out</w:t>
       </w:r>
       <w:r>
-        <w:t>.println</w:t>
-      </w:r>
-      <w:proofErr w:type="spellEnd"/>
-      <w:r>
-        <w:t>("Invalid string index");</w:t>
+        <w:t>.println("Invalid string index");</w:t>
       </w:r>
     </w:p>
     <w:p>
@@ -553,26 +495,13 @@
       </w:r>
     </w:p>
     <w:p>
-      <w:proofErr w:type="spellStart"/>
-      <w:r>
-        <w:t>s.charAt</w:t>
-      </w:r>
-      <w:proofErr w:type="spellEnd"/>
-      <w:r>
-        <w:t>(10)</w:t>
-      </w:r>
-    </w:p>
-    <w:p>
-      <w:r>
-        <w:t xml:space="preserve">Since index 10 does not exist, Java throws a </w:t>
-      </w:r>
-      <w:proofErr w:type="spellStart"/>
-      <w:r>
-        <w:t>StringIndexOutOfBoundsException</w:t>
-      </w:r>
-      <w:proofErr w:type="spellEnd"/>
-      <w:r>
-        <w:t>.</w:t>
+      <w:r>
+        <w:t>s.charAt(10)</w:t>
+      </w:r>
+    </w:p>
+    <w:p>
+      <w:r>
+        <w:t>Since index 10 does not exist, Java throws a StringIndexOutOfBoundsException.</w:t>
       </w:r>
     </w:p>
     <w:p>
@@ -586,21 +515,8 @@
       </w:r>
     </w:p>
     <w:p>
-      <w:proofErr w:type="spellStart"/>
-      <w:r>
-        <w:t>System.out.println</w:t>
-      </w:r>
-      <w:proofErr w:type="spellEnd"/>
-      <w:r>
-        <w:t>(</w:t>
-      </w:r>
-      <w:proofErr w:type="spellStart"/>
-      <w:r>
-        <w:t>s.charAt</w:t>
-      </w:r>
-      <w:proofErr w:type="spellEnd"/>
-      <w:r>
-        <w:t>(10));</w:t>
+      <w:r>
+        <w:t>System.out.println(s.charAt(10));</w:t>
       </w:r>
     </w:p>
     <w:p>
@@ -610,21 +526,30 @@
     </w:p>
     <w:p>
       <w:r>
-        <w:t>catch (</w:t>
-      </w:r>
-      <w:proofErr w:type="spellStart"/>
-      <w:r>
-        <w:t>StringIndexOutOfBoundsException</w:t>
-      </w:r>
-      <w:proofErr w:type="spellEnd"/>
-      <w:r>
-        <w:t xml:space="preserve"> e)</w:t>
-      </w:r>
-    </w:p>
-    <w:p>
-      <w:r>
+        <w:t>catch (StringIndexOutOfBoundsException e)</w:t>
+      </w:r>
+    </w:p>
+    <w:p>
+      <w:pPr>
+        <w:rPr>
+          <w:b/>
+          <w:bCs/>
+        </w:rPr>
+      </w:pPr>
+      <w:r>
+        <w:rPr>
+          <w:b/>
+          <w:bCs/>
+        </w:rPr>
         <w:t>Output</w:t>
       </w:r>
+      <w:r>
+        <w:rPr>
+          <w:b/>
+          <w:bCs/>
+        </w:rPr>
+        <w:t>:</w:t>
+      </w:r>
     </w:p>
     <w:p>
       <w:r>
@@ -632,15 +557,39 @@
       </w:r>
     </w:p>
     <w:p>
-      <w:r>
+      <w:pPr>
+        <w:rPr>
+          <w:b/>
+          <w:bCs/>
+        </w:rPr>
+      </w:pPr>
+      <w:r>
+        <w:rPr>
+          <w:b/>
+          <w:bCs/>
+        </w:rPr>
         <w:t>3.</w:t>
       </w:r>
       <w:r>
+        <w:rPr>
+          <w:b/>
+          <w:bCs/>
+        </w:rPr>
         <w:t>NumberFormatException:</w:t>
       </w:r>
     </w:p>
     <w:p>
-      <w:r>
+      <w:pPr>
+        <w:rPr>
+          <w:b/>
+          <w:bCs/>
+        </w:rPr>
+      </w:pPr>
+      <w:r>
+        <w:rPr>
+          <w:b/>
+          <w:bCs/>
+        </w:rPr>
         <w:t>Algorithm:</w:t>
       </w:r>
     </w:p>
@@ -656,15 +605,7 @@
     </w:p>
     <w:p>
       <w:r>
-        <w:t>Step 3: Convert the string ""ABC"" into an integer using "</w:t>
-      </w:r>
-      <w:proofErr w:type="spellStart"/>
-      <w:r>
-        <w:t>Integer.parseInt</w:t>
-      </w:r>
-      <w:proofErr w:type="spellEnd"/>
-      <w:r>
-        <w:t>()".</w:t>
+        <w:t>Step 3: Convert the string ""ABC"" into an integer using "Integer.parseInt()".</w:t>
       </w:r>
     </w:p>
     <w:p>
@@ -674,15 +615,7 @@
     </w:p>
     <w:p>
       <w:r>
-        <w:t>Step 5: Since ""ABC"" is not a valid integer, a "</w:t>
-      </w:r>
-      <w:proofErr w:type="spellStart"/>
-      <w:r>
-        <w:t>NumberFormatException</w:t>
-      </w:r>
-      <w:proofErr w:type="spellEnd"/>
-      <w:r>
-        <w:t>" occurs.</w:t>
+        <w:t>Step 5: Since ""ABC"" is not a valid integer, a "NumberFormatException" occurs.</w:t>
       </w:r>
     </w:p>
     <w:p>
@@ -702,7 +635,17 @@
       </w:r>
     </w:p>
     <w:p>
-      <w:r>
+      <w:pPr>
+        <w:rPr>
+          <w:b/>
+          <w:bCs/>
+        </w:rPr>
+      </w:pPr>
+      <w:r>
+        <w:rPr>
+          <w:b/>
+          <w:bCs/>
+        </w:rPr>
         <w:t>Code:</w:t>
       </w:r>
     </w:p>
@@ -744,91 +687,71 @@
         <w:t>class</w:t>
       </w:r>
       <w:r>
+        <w:t xml:space="preserve"> StringIndexOutOfBound {</w:t>
+      </w:r>
+    </w:p>
+    <w:p>
+      <w:r>
+        <w:t xml:space="preserve">  </w:t>
+      </w:r>
+      <w:r>
+        <w:rPr>
+          <w:b/>
+          <w:bCs/>
+        </w:rPr>
+        <w:t>public</w:t>
+      </w:r>
+      <w:r>
         <w:t xml:space="preserve"> </w:t>
       </w:r>
-      <w:proofErr w:type="spellStart"/>
-      <w:r>
-        <w:t>StringIndexOutOfBound</w:t>
-      </w:r>
-      <w:proofErr w:type="spellEnd"/>
+      <w:r>
+        <w:rPr>
+          <w:b/>
+          <w:bCs/>
+        </w:rPr>
+        <w:t>static</w:t>
+      </w:r>
+      <w:r>
+        <w:t xml:space="preserve"> </w:t>
+      </w:r>
+      <w:r>
+        <w:rPr>
+          <w:b/>
+          <w:bCs/>
+        </w:rPr>
+        <w:t>void</w:t>
+      </w:r>
+      <w:r>
+        <w:t xml:space="preserve"> main(String[] args) {</w:t>
+      </w:r>
+    </w:p>
+    <w:p>
+      <w:r>
+        <w:tab/>
+        <w:t xml:space="preserve">        String s = "Hello";</w:t>
+      </w:r>
+    </w:p>
+    <w:p>
+      <w:r>
+        <w:t xml:space="preserve">             </w:t>
+      </w:r>
+      <w:r>
+        <w:rPr>
+          <w:b/>
+          <w:bCs/>
+        </w:rPr>
+        <w:t>try</w:t>
+      </w:r>
       <w:r>
         <w:t xml:space="preserve"> {</w:t>
       </w:r>
     </w:p>
     <w:p>
       <w:r>
-        <w:t xml:space="preserve">  </w:t>
-      </w:r>
-      <w:r>
-        <w:rPr>
-          <w:b/>
-          <w:bCs/>
-        </w:rPr>
-        <w:t>public</w:t>
-      </w:r>
-      <w:r>
-        <w:t xml:space="preserve"> </w:t>
-      </w:r>
-      <w:r>
-        <w:rPr>
-          <w:b/>
-          <w:bCs/>
-        </w:rPr>
-        <w:t>static</w:t>
-      </w:r>
-      <w:r>
-        <w:t xml:space="preserve"> </w:t>
-      </w:r>
-      <w:r>
-        <w:rPr>
-          <w:b/>
-          <w:bCs/>
-        </w:rPr>
-        <w:t>void</w:t>
-      </w:r>
-      <w:r>
-        <w:t xml:space="preserve"> main(String[] </w:t>
-      </w:r>
-      <w:proofErr w:type="spellStart"/>
-      <w:r>
-        <w:t>args</w:t>
-      </w:r>
-      <w:proofErr w:type="spellEnd"/>
-      <w:r>
-        <w:t>) {</w:t>
-      </w:r>
-    </w:p>
-    <w:p>
-      <w:r>
-        <w:tab/>
-        <w:t xml:space="preserve">        String s = "Hello";</w:t>
-      </w:r>
-    </w:p>
-    <w:p>
-      <w:r>
-        <w:t xml:space="preserve">             </w:t>
-      </w:r>
-      <w:r>
-        <w:rPr>
-          <w:b/>
-          <w:bCs/>
-        </w:rPr>
-        <w:t>try</w:t>
-      </w:r>
-      <w:r>
-        <w:t xml:space="preserve"> {</w:t>
-      </w:r>
-    </w:p>
-    <w:p>
-      <w:r>
         <w:t xml:space="preserve">            </w:t>
       </w:r>
       <w:r>
-        <w:t xml:space="preserve">       </w:t>
-      </w:r>
-      <w:proofErr w:type="spellStart"/>
-      <w:r>
-        <w:t>System.</w:t>
+        <w:t xml:space="preserve">       System.</w:t>
       </w:r>
       <w:r>
         <w:rPr>
@@ -840,19 +763,7 @@
         <w:t>out</w:t>
       </w:r>
       <w:r>
-        <w:t>.println</w:t>
-      </w:r>
-      <w:proofErr w:type="spellEnd"/>
-      <w:r>
-        <w:t>(</w:t>
-      </w:r>
-      <w:proofErr w:type="spellStart"/>
-      <w:r>
-        <w:t>s.charAt</w:t>
-      </w:r>
-      <w:proofErr w:type="spellEnd"/>
-      <w:r>
-        <w:t>(10));</w:t>
+        <w:t>.println(s.charAt(10));</w:t>
       </w:r>
     </w:p>
     <w:p>
@@ -868,25 +779,13 @@
         <w:t>catch</w:t>
       </w:r>
       <w:r>
-        <w:t xml:space="preserve"> (</w:t>
-      </w:r>
-      <w:proofErr w:type="spellStart"/>
-      <w:r>
-        <w:t>StringIndexOutOfBoundsException</w:t>
-      </w:r>
-      <w:proofErr w:type="spellEnd"/>
-      <w:r>
-        <w:t xml:space="preserve"> e) {</w:t>
-      </w:r>
-    </w:p>
-    <w:p>
-      <w:r>
-        <w:tab/>
-        <w:t xml:space="preserve">            </w:t>
-      </w:r>
-      <w:proofErr w:type="spellStart"/>
-      <w:r>
-        <w:t>System.</w:t>
+        <w:t xml:space="preserve"> (StringIndexOutOfBoundsException e) {</w:t>
+      </w:r>
+    </w:p>
+    <w:p>
+      <w:r>
+        <w:tab/>
+        <w:t xml:space="preserve">            System.</w:t>
       </w:r>
       <w:r>
         <w:rPr>
@@ -898,11 +797,7 @@
         <w:t>out</w:t>
       </w:r>
       <w:r>
-        <w:t>.println</w:t>
-      </w:r>
-      <w:proofErr w:type="spellEnd"/>
-      <w:r>
-        <w:t>("Invalid string index");</w:t>
+        <w:t>.println("Invalid string index");</w:t>
       </w:r>
     </w:p>
     <w:p>
@@ -935,41 +830,17 @@
     </w:p>
     <w:p>
       <w:r>
-        <w:t xml:space="preserve">int n = </w:t>
-      </w:r>
-      <w:proofErr w:type="spellStart"/>
-      <w:r>
-        <w:t>Integer.parseInt</w:t>
-      </w:r>
-      <w:proofErr w:type="spellEnd"/>
-      <w:r>
-        <w:t>("ABC");</w:t>
-      </w:r>
-    </w:p>
-    <w:p>
-      <w:r>
-        <w:t xml:space="preserve">The </w:t>
-      </w:r>
-      <w:proofErr w:type="spellStart"/>
-      <w:r>
-        <w:t>parseInt</w:t>
-      </w:r>
-      <w:proofErr w:type="spellEnd"/>
-      <w:r>
-        <w:t>() method is used to convert a String into an integer.</w:t>
-      </w:r>
-    </w:p>
-    <w:p>
-      <w:r>
-        <w:t xml:space="preserve">But "ABC" contains letters, not a valid number. Therefore, Java cannot convert it into an integer and throws a </w:t>
-      </w:r>
-      <w:proofErr w:type="spellStart"/>
-      <w:r>
-        <w:t>NumberFormatException</w:t>
-      </w:r>
-      <w:proofErr w:type="spellEnd"/>
-      <w:r>
-        <w:t>.</w:t>
+        <w:t>int n = Integer.parseInt("ABC");</w:t>
+      </w:r>
+    </w:p>
+    <w:p>
+      <w:r>
+        <w:t>The parseInt() method is used to convert a String into an integer.</w:t>
+      </w:r>
+    </w:p>
+    <w:p>
+      <w:r>
+        <w:t>But "ABC" contains letters, not a valid number. Therefore, Java cannot convert it into an integer and throws a NumberFormatException.</w:t>
       </w:r>
     </w:p>
     <w:p>
@@ -984,15 +855,7 @@
     </w:p>
     <w:p>
       <w:r>
-        <w:t xml:space="preserve">int n = </w:t>
-      </w:r>
-      <w:proofErr w:type="spellStart"/>
-      <w:r>
-        <w:t>Integer.parseInt</w:t>
-      </w:r>
-      <w:proofErr w:type="spellEnd"/>
-      <w:r>
-        <w:t>("ABC");</w:t>
+        <w:t>int n = Integer.parseInt("ABC");</w:t>
       </w:r>
     </w:p>
     <w:p>
@@ -1002,21 +865,30 @@
     </w:p>
     <w:p>
       <w:r>
-        <w:t>catch (</w:t>
-      </w:r>
-      <w:proofErr w:type="spellStart"/>
-      <w:r>
-        <w:t>NumberFormatException</w:t>
-      </w:r>
-      <w:proofErr w:type="spellEnd"/>
-      <w:r>
-        <w:t xml:space="preserve"> e)</w:t>
-      </w:r>
-    </w:p>
-    <w:p>
-      <w:r>
+        <w:t>catch (NumberFormatException e)</w:t>
+      </w:r>
+    </w:p>
+    <w:p>
+      <w:pPr>
+        <w:rPr>
+          <w:b/>
+          <w:bCs/>
+        </w:rPr>
+      </w:pPr>
+      <w:r>
+        <w:rPr>
+          <w:b/>
+          <w:bCs/>
+        </w:rPr>
         <w:t>Output</w:t>
       </w:r>
+      <w:r>
+        <w:rPr>
+          <w:b/>
+          <w:bCs/>
+        </w:rPr>
+        <w:t>:</w:t>
+      </w:r>
     </w:p>
     <w:p>
       <w:r>
@@ -1024,12 +896,32 @@
       </w:r>
     </w:p>
     <w:p>
-      <w:r>
+      <w:pPr>
+        <w:rPr>
+          <w:b/>
+          <w:bCs/>
+        </w:rPr>
+      </w:pPr>
+      <w:r>
+        <w:rPr>
+          <w:b/>
+          <w:bCs/>
+        </w:rPr>
         <w:t>4.ClassCastException:</w:t>
       </w:r>
     </w:p>
     <w:p>
-      <w:r>
+      <w:pPr>
+        <w:rPr>
+          <w:b/>
+          <w:bCs/>
+        </w:rPr>
+      </w:pPr>
+      <w:r>
+        <w:rPr>
+          <w:b/>
+          <w:bCs/>
+        </w:rPr>
         <w:t>Algorithm:</w:t>
       </w:r>
     </w:p>
@@ -1046,28 +938,12 @@
     </w:p>
     <w:p>
       <w:r>
-        <w:t>Step 3: Create an "Object" reference "</w:t>
-      </w:r>
-      <w:proofErr w:type="spellStart"/>
-      <w:r>
-        <w:t>obj</w:t>
-      </w:r>
-      <w:proofErr w:type="spellEnd"/>
-      <w:r>
-        <w:t>" and store the string ""Hello"" in it.</w:t>
-      </w:r>
-    </w:p>
-    <w:p>
-      <w:r>
-        <w:t>Step 4: Try to type cast the object "</w:t>
-      </w:r>
-      <w:proofErr w:type="spellStart"/>
-      <w:r>
-        <w:t>obj</w:t>
-      </w:r>
-      <w:proofErr w:type="spellEnd"/>
-      <w:r>
-        <w:t>" from "String" type to "Integer" type.</w:t>
+        <w:t>Step 3: Create an "Object" reference "obj" and store the string ""Hello"" in it.</w:t>
+      </w:r>
+    </w:p>
+    <w:p>
+      <w:r>
+        <w:t>Step 4: Try to type cast the object "obj" from "String" type to "Integer" type.</w:t>
       </w:r>
     </w:p>
     <w:p>
@@ -1077,23 +953,7 @@
     </w:p>
     <w:p>
       <w:r>
-        <w:t>Step 6: Since "</w:t>
-      </w:r>
-      <w:proofErr w:type="spellStart"/>
-      <w:r>
-        <w:t>obj</w:t>
-      </w:r>
-      <w:proofErr w:type="spellEnd"/>
-      <w:r>
-        <w:t>" actually refers to a "String" object and not an "Integer" object, a "</w:t>
-      </w:r>
-      <w:proofErr w:type="spellStart"/>
-      <w:r>
-        <w:t>ClassCastException</w:t>
-      </w:r>
-      <w:proofErr w:type="spellEnd"/>
-      <w:r>
-        <w:t>" occurs.</w:t>
+        <w:t>Step 6: Since "obj" actually refers to a "String" object and not an "Integer" object, a "ClassCastException" occurs.</w:t>
       </w:r>
     </w:p>
     <w:p>
@@ -1112,7 +972,17 @@
       </w:r>
     </w:p>
     <w:p>
-      <w:r>
+      <w:pPr>
+        <w:rPr>
+          <w:b/>
+          <w:bCs/>
+        </w:rPr>
+      </w:pPr>
+      <w:r>
+        <w:rPr>
+          <w:b/>
+          <w:bCs/>
+        </w:rPr>
         <w:t>Code:</w:t>
       </w:r>
     </w:p>
@@ -1147,13 +1017,57 @@
         <w:t>class</w:t>
       </w:r>
       <w:r>
+        <w:t xml:space="preserve"> InvalidTypeCasting {</w:t>
+      </w:r>
+    </w:p>
+    <w:p>
+      <w:r>
+        <w:tab/>
         <w:t xml:space="preserve"> </w:t>
       </w:r>
-      <w:proofErr w:type="spellStart"/>
-      <w:r>
-        <w:t>InvalidTypeCasting</w:t>
-      </w:r>
-      <w:proofErr w:type="spellEnd"/>
+      <w:r>
+        <w:rPr>
+          <w:b/>
+          <w:bCs/>
+        </w:rPr>
+        <w:t>public</w:t>
+      </w:r>
+      <w:r>
+        <w:t xml:space="preserve"> </w:t>
+      </w:r>
+      <w:r>
+        <w:rPr>
+          <w:b/>
+          <w:bCs/>
+        </w:rPr>
+        <w:t>static</w:t>
+      </w:r>
+      <w:r>
+        <w:t xml:space="preserve"> </w:t>
+      </w:r>
+      <w:r>
+        <w:rPr>
+          <w:b/>
+          <w:bCs/>
+        </w:rPr>
+        <w:t>void</w:t>
+      </w:r>
+      <w:r>
+        <w:t xml:space="preserve"> main(String[] args) {</w:t>
+      </w:r>
+    </w:p>
+    <w:p>
+      <w:r>
+        <w:tab/>
+        <w:t xml:space="preserve">        </w:t>
+      </w:r>
+      <w:r>
+        <w:rPr>
+          <w:b/>
+          <w:bCs/>
+        </w:rPr>
+        <w:t>try</w:t>
+      </w:r>
       <w:r>
         <w:t xml:space="preserve"> {</w:t>
       </w:r>
@@ -1161,99 +1075,19 @@
     <w:p>
       <w:r>
         <w:tab/>
-        <w:t xml:space="preserve"> </w:t>
-      </w:r>
-      <w:r>
-        <w:rPr>
-          <w:b/>
-          <w:bCs/>
-        </w:rPr>
-        <w:t>public</w:t>
-      </w:r>
-      <w:r>
-        <w:t xml:space="preserve"> </w:t>
-      </w:r>
-      <w:r>
-        <w:rPr>
-          <w:b/>
-          <w:bCs/>
-        </w:rPr>
-        <w:t>static</w:t>
-      </w:r>
-      <w:r>
-        <w:t xml:space="preserve"> </w:t>
-      </w:r>
-      <w:r>
-        <w:rPr>
-          <w:b/>
-          <w:bCs/>
-        </w:rPr>
-        <w:t>void</w:t>
-      </w:r>
-      <w:r>
-        <w:t xml:space="preserve"> main(String[] </w:t>
-      </w:r>
-      <w:proofErr w:type="spellStart"/>
-      <w:r>
-        <w:t>args</w:t>
-      </w:r>
-      <w:proofErr w:type="spellEnd"/>
-      <w:r>
-        <w:t>) {</w:t>
-      </w:r>
-    </w:p>
-    <w:p>
-      <w:r>
-        <w:tab/>
-        <w:t xml:space="preserve">        </w:t>
-      </w:r>
-      <w:r>
-        <w:rPr>
-          <w:b/>
-          <w:bCs/>
-        </w:rPr>
-        <w:t>try</w:t>
-      </w:r>
-      <w:r>
-        <w:t xml:space="preserve"> {</w:t>
-      </w:r>
-    </w:p>
-    <w:p>
-      <w:r>
-        <w:tab/>
-        <w:t xml:space="preserve">            Object </w:t>
-      </w:r>
-      <w:proofErr w:type="spellStart"/>
-      <w:r>
-        <w:t>obj</w:t>
-      </w:r>
-      <w:proofErr w:type="spellEnd"/>
-      <w:r>
-        <w:t xml:space="preserve"> = "Hello";</w:t>
-      </w:r>
-    </w:p>
-    <w:p>
-      <w:r>
-        <w:tab/>
-        <w:t xml:space="preserve">            Integer n = (Integer) </w:t>
-      </w:r>
-      <w:proofErr w:type="spellStart"/>
-      <w:r>
-        <w:t>obj</w:t>
-      </w:r>
-      <w:proofErr w:type="spellEnd"/>
-      <w:r>
-        <w:t>;</w:t>
-      </w:r>
-    </w:p>
-    <w:p>
-      <w:r>
-        <w:tab/>
-        <w:t xml:space="preserve">            </w:t>
-      </w:r>
-      <w:proofErr w:type="spellStart"/>
-      <w:r>
-        <w:t>System.</w:t>
+        <w:t xml:space="preserve">            Object obj = "Hello";</w:t>
+      </w:r>
+    </w:p>
+    <w:p>
+      <w:r>
+        <w:tab/>
+        <w:t xml:space="preserve">            Integer n = (Integer) obj;</w:t>
+      </w:r>
+    </w:p>
+    <w:p>
+      <w:r>
+        <w:tab/>
+        <w:t xml:space="preserve">            System.</w:t>
       </w:r>
       <w:r>
         <w:rPr>
@@ -1265,11 +1099,7 @@
         <w:t>out</w:t>
       </w:r>
       <w:r>
-        <w:t>.println</w:t>
-      </w:r>
-      <w:proofErr w:type="spellEnd"/>
-      <w:r>
-        <w:t>(n);</w:t>
+        <w:t>.println(n);</w:t>
       </w:r>
     </w:p>
     <w:p>
@@ -1285,25 +1115,13 @@
         <w:t>catch</w:t>
       </w:r>
       <w:r>
-        <w:t xml:space="preserve"> (</w:t>
-      </w:r>
-      <w:proofErr w:type="spellStart"/>
-      <w:r>
-        <w:t>ClassCastException</w:t>
-      </w:r>
-      <w:proofErr w:type="spellEnd"/>
-      <w:r>
-        <w:t xml:space="preserve"> e) {</w:t>
-      </w:r>
-    </w:p>
-    <w:p>
-      <w:r>
-        <w:tab/>
-        <w:t xml:space="preserve">            </w:t>
-      </w:r>
-      <w:proofErr w:type="spellStart"/>
-      <w:r>
-        <w:t>System.</w:t>
+        <w:t xml:space="preserve"> (ClassCastException e) {</w:t>
+      </w:r>
+    </w:p>
+    <w:p>
+      <w:r>
+        <w:tab/>
+        <w:t xml:space="preserve">            System.</w:t>
       </w:r>
       <w:r>
         <w:rPr>
@@ -1315,11 +1133,7 @@
         <w:t>out</w:t>
       </w:r>
       <w:r>
-        <w:t>.println</w:t>
-      </w:r>
-      <w:proofErr w:type="spellEnd"/>
-      <w:r>
-        <w:t>("Invalid type casting");</w:t>
+        <w:t>.println("Invalid type casting");</w:t>
       </w:r>
     </w:p>
     <w:p>
@@ -1352,15 +1166,7 @@
     </w:p>
     <w:p>
       <w:r>
-        <w:t xml:space="preserve">Integer n = (Integer) </w:t>
-      </w:r>
-      <w:proofErr w:type="spellStart"/>
-      <w:r>
-        <w:t>obj</w:t>
-      </w:r>
-      <w:proofErr w:type="spellEnd"/>
-      <w:r>
-        <w:t>;</w:t>
+        <w:t>Integer n = (Integer) obj;</w:t>
       </w:r>
     </w:p>
     <w:p>
@@ -1369,13 +1175,8 @@
       </w:r>
     </w:p>
     <w:p>
-      <w:proofErr w:type="spellStart"/>
-      <w:r>
-        <w:t>obj</w:t>
-      </w:r>
-      <w:proofErr w:type="spellEnd"/>
-      <w:r>
-        <w:t xml:space="preserve"> → "Hello" → String object</w:t>
+      <w:r>
+        <w:t>obj → "Hello" → String object</w:t>
       </w:r>
     </w:p>
     <w:p>
@@ -1391,15 +1192,7 @@
     </w:p>
     <w:p>
       <w:r>
-        <w:t xml:space="preserve">A String object cannot be directly cast to an Integer object. Therefore, Java throws a </w:t>
-      </w:r>
-      <w:proofErr w:type="spellStart"/>
-      <w:r>
-        <w:t>ClassCastException</w:t>
-      </w:r>
-      <w:proofErr w:type="spellEnd"/>
-      <w:r>
-        <w:t>.</w:t>
+        <w:t>A String object cannot be directly cast to an Integer object. Therefore, Java throws a ClassCastException.</w:t>
       </w:r>
     </w:p>
     <w:p>
@@ -1414,15 +1207,7 @@
     </w:p>
     <w:p>
       <w:r>
-        <w:t xml:space="preserve">Integer n = (Integer) </w:t>
-      </w:r>
-      <w:proofErr w:type="spellStart"/>
-      <w:r>
-        <w:t>obj</w:t>
-      </w:r>
-      <w:proofErr w:type="spellEnd"/>
-      <w:r>
-        <w:t>;</w:t>
+        <w:t>Integer n = (Integer) obj;</w:t>
       </w:r>
     </w:p>
     <w:p>
@@ -1432,21 +1217,30 @@
     </w:p>
     <w:p>
       <w:r>
-        <w:t>catch (</w:t>
-      </w:r>
-      <w:proofErr w:type="spellStart"/>
-      <w:r>
-        <w:t>ClassCastException</w:t>
-      </w:r>
-      <w:proofErr w:type="spellEnd"/>
-      <w:r>
-        <w:t xml:space="preserve"> e)</w:t>
-      </w:r>
-    </w:p>
-    <w:p>
-      <w:r>
+        <w:t>catch (ClassCastException e)</w:t>
+      </w:r>
+    </w:p>
+    <w:p>
+      <w:pPr>
+        <w:rPr>
+          <w:b/>
+          <w:bCs/>
+        </w:rPr>
+      </w:pPr>
+      <w:r>
+        <w:rPr>
+          <w:b/>
+          <w:bCs/>
+        </w:rPr>
         <w:t>Output</w:t>
       </w:r>
+      <w:r>
+        <w:rPr>
+          <w:b/>
+          <w:bCs/>
+        </w:rPr>
+        <w:t>:</w:t>
+      </w:r>
     </w:p>
     <w:p>
       <w:r>
@@ -1454,18 +1248,30 @@
       </w:r>
     </w:p>
     <w:p>
-      <w:r>
+      <w:pPr>
+        <w:rPr>
+          <w:b/>
+          <w:bCs/>
+        </w:rPr>
+      </w:pPr>
+      <w:r>
+        <w:rPr>
+          <w:b/>
+          <w:bCs/>
+        </w:rPr>
         <w:t>5.IllegalArgumentException:</w:t>
       </w:r>
     </w:p>
     <w:p>
       <w:r>
+        <w:rPr>
+          <w:b/>
+          <w:bCs/>
+        </w:rPr>
         <w:t>Algorithm:</w:t>
       </w:r>
       <w:r>
         <w:br/>
-      </w:r>
-      <w:r>
         <w:t>Step 1: Start the program.</w:t>
       </w:r>
     </w:p>
@@ -1476,41 +1282,17 @@
     </w:p>
     <w:p>
       <w:r>
-        <w:t>Step 3: Call the "</w:t>
-      </w:r>
-      <w:proofErr w:type="spellStart"/>
-      <w:r>
-        <w:t>Thread.sleep</w:t>
-      </w:r>
-      <w:proofErr w:type="spellEnd"/>
-      <w:r>
-        <w:t>()" method with the value "-100".</w:t>
-      </w:r>
-    </w:p>
-    <w:p>
-      <w:r>
-        <w:t>Step 4: Check whether the argument given to "</w:t>
-      </w:r>
-      <w:proofErr w:type="spellStart"/>
-      <w:r>
-        <w:t>Thread.sleep</w:t>
-      </w:r>
-      <w:proofErr w:type="spellEnd"/>
-      <w:r>
-        <w:t>()" is valid.</w:t>
-      </w:r>
-    </w:p>
-    <w:p>
-      <w:r>
-        <w:t>Step 5: Since a negative value is not a valid sleep time, an "</w:t>
-      </w:r>
-      <w:proofErr w:type="spellStart"/>
-      <w:r>
-        <w:t>IllegalArgumentException</w:t>
-      </w:r>
-      <w:proofErr w:type="spellEnd"/>
-      <w:r>
-        <w:t>" occurs.</w:t>
+        <w:t>Step 3: Call the "Thread.sleep()" method with the value "-100".</w:t>
+      </w:r>
+    </w:p>
+    <w:p>
+      <w:r>
+        <w:t>Step 4: Check whether the argument given to "Thread.sleep()" is valid.</w:t>
+      </w:r>
+    </w:p>
+    <w:p>
+      <w:r>
+        <w:t>Step 5: Since a negative value is not a valid sleep time, an "IllegalArgumentException" occurs.</w:t>
       </w:r>
     </w:p>
     <w:p>
@@ -1525,15 +1307,7 @@
     </w:p>
     <w:p>
       <w:r>
-        <w:t>Step 8: The "</w:t>
-      </w:r>
-      <w:proofErr w:type="spellStart"/>
-      <w:r>
-        <w:t>InterruptedException</w:t>
-      </w:r>
-      <w:proofErr w:type="spellEnd"/>
-      <w:r>
-        <w:t>" catch block is not executed because the thread was not interrupted.</w:t>
+        <w:t>Step 8: The "InterruptedException" catch block is not executed because the thread was not interrupted.</w:t>
       </w:r>
     </w:p>
     <w:p>
@@ -1542,7 +1316,17 @@
       </w:r>
     </w:p>
     <w:p>
-      <w:r>
+      <w:pPr>
+        <w:rPr>
+          <w:b/>
+          <w:bCs/>
+        </w:rPr>
+      </w:pPr>
+      <w:r>
+        <w:rPr>
+          <w:b/>
+          <w:bCs/>
+        </w:rPr>
         <w:t>Code:</w:t>
       </w:r>
     </w:p>
@@ -1577,27 +1361,29 @@
         <w:t>class</w:t>
       </w:r>
       <w:r>
+        <w:t xml:space="preserve"> IllegalArgumentDemo {</w:t>
+      </w:r>
+    </w:p>
+    <w:p>
+      <w:r>
+        <w:t xml:space="preserve">    </w:t>
+      </w:r>
+      <w:r>
+        <w:rPr>
+          <w:b/>
+          <w:bCs/>
+        </w:rPr>
+        <w:t>public</w:t>
+      </w:r>
+      <w:r>
         <w:t xml:space="preserve"> </w:t>
       </w:r>
-      <w:proofErr w:type="spellStart"/>
-      <w:r>
-        <w:t>IllegalArgumentDemo</w:t>
-      </w:r>
-      <w:proofErr w:type="spellEnd"/>
-      <w:r>
-        <w:t xml:space="preserve"> {</w:t>
-      </w:r>
-    </w:p>
-    <w:p>
-      <w:r>
-        <w:t xml:space="preserve">    </w:t>
-      </w:r>
-      <w:r>
-        <w:rPr>
-          <w:b/>
-          <w:bCs/>
-        </w:rPr>
-        <w:t>public</w:t>
+      <w:r>
+        <w:rPr>
+          <w:b/>
+          <w:bCs/>
+        </w:rPr>
+        <w:t>static</w:t>
       </w:r>
       <w:r>
         <w:t xml:space="preserve"> </w:t>
@@ -1607,28 +1393,10 @@
           <w:b/>
           <w:bCs/>
         </w:rPr>
-        <w:t>static</w:t>
-      </w:r>
-      <w:r>
-        <w:t xml:space="preserve"> </w:t>
-      </w:r>
-      <w:r>
-        <w:rPr>
-          <w:b/>
-          <w:bCs/>
-        </w:rPr>
         <w:t>void</w:t>
       </w:r>
       <w:r>
-        <w:t xml:space="preserve"> main(String[] </w:t>
-      </w:r>
-      <w:proofErr w:type="spellStart"/>
-      <w:r>
-        <w:t>args</w:t>
-      </w:r>
-      <w:proofErr w:type="spellEnd"/>
-      <w:r>
-        <w:t>) {</w:t>
+        <w:t xml:space="preserve"> main(String[] args) {</w:t>
       </w:r>
     </w:p>
     <w:p>
@@ -1653,11 +1421,7 @@
         <w:t xml:space="preserve">                </w:t>
       </w:r>
       <w:r>
-        <w:t xml:space="preserve">   </w:t>
-      </w:r>
-      <w:proofErr w:type="spellStart"/>
-      <w:r>
-        <w:t>Thread.</w:t>
+        <w:t xml:space="preserve">   Thread.</w:t>
       </w:r>
       <w:r>
         <w:rPr>
@@ -1666,7 +1430,6 @@
         </w:rPr>
         <w:t>sleep</w:t>
       </w:r>
-      <w:proofErr w:type="spellEnd"/>
       <w:r>
         <w:t>(-100);</w:t>
       </w:r>
@@ -1684,25 +1447,13 @@
         <w:t>catch</w:t>
       </w:r>
       <w:r>
-        <w:t xml:space="preserve"> (</w:t>
-      </w:r>
-      <w:proofErr w:type="spellStart"/>
-      <w:r>
-        <w:t>IllegalArgumentException</w:t>
-      </w:r>
-      <w:proofErr w:type="spellEnd"/>
-      <w:r>
-        <w:t xml:space="preserve"> e) {</w:t>
-      </w:r>
-    </w:p>
-    <w:p>
-      <w:r>
-        <w:tab/>
-        <w:t xml:space="preserve">            </w:t>
-      </w:r>
-      <w:proofErr w:type="spellStart"/>
-      <w:r>
-        <w:t>System.</w:t>
+        <w:t xml:space="preserve"> (IllegalArgumentException e) {</w:t>
+      </w:r>
+    </w:p>
+    <w:p>
+      <w:r>
+        <w:tab/>
+        <w:t xml:space="preserve">            System.</w:t>
       </w:r>
       <w:r>
         <w:rPr>
@@ -1714,11 +1465,7 @@
         <w:t>out</w:t>
       </w:r>
       <w:r>
-        <w:t>.println</w:t>
-      </w:r>
-      <w:proofErr w:type="spellEnd"/>
-      <w:r>
-        <w:t>("Illegal argument");</w:t>
+        <w:t>.println("Illegal argument");</w:t>
       </w:r>
     </w:p>
     <w:p>
@@ -1734,25 +1481,13 @@
         <w:t>catch</w:t>
       </w:r>
       <w:r>
-        <w:t xml:space="preserve"> (</w:t>
-      </w:r>
-      <w:proofErr w:type="spellStart"/>
-      <w:r>
-        <w:t>InterruptedException</w:t>
-      </w:r>
-      <w:proofErr w:type="spellEnd"/>
-      <w:r>
-        <w:t xml:space="preserve"> e) {</w:t>
-      </w:r>
-    </w:p>
-    <w:p>
-      <w:r>
-        <w:tab/>
-        <w:t xml:space="preserve">            </w:t>
-      </w:r>
-      <w:proofErr w:type="spellStart"/>
-      <w:r>
-        <w:t>System.</w:t>
+        <w:t xml:space="preserve"> (InterruptedException e) {</w:t>
+      </w:r>
+    </w:p>
+    <w:p>
+      <w:r>
+        <w:tab/>
+        <w:t xml:space="preserve">            System.</w:t>
       </w:r>
       <w:r>
         <w:rPr>
@@ -1764,11 +1499,7 @@
         <w:t>out</w:t>
       </w:r>
       <w:r>
-        <w:t>.println</w:t>
-      </w:r>
-      <w:proofErr w:type="spellEnd"/>
-      <w:r>
-        <w:t>("Thread interrupted");</w:t>
+        <w:t>.println("Thread interrupted");</w:t>
       </w:r>
     </w:p>
     <w:p>
@@ -1800,36 +1531,18 @@
       </w:r>
     </w:p>
     <w:p>
-      <w:proofErr w:type="spellStart"/>
-      <w:r>
-        <w:t>Thread.sleep</w:t>
-      </w:r>
-      <w:proofErr w:type="spellEnd"/>
-      <w:r>
-        <w:t>(-100);</w:t>
-      </w:r>
-    </w:p>
-    <w:p>
-      <w:proofErr w:type="spellStart"/>
-      <w:r>
-        <w:t>Thread.sleep</w:t>
-      </w:r>
-      <w:proofErr w:type="spellEnd"/>
-      <w:r>
-        <w:t>() is used to pause the current thread for a specified amount of time in milliseconds.</w:t>
-      </w:r>
-    </w:p>
-    <w:p>
-      <w:r>
-        <w:t xml:space="preserve">The sleep time cannot be negative. Here, -100 is a negative value, so Java throws an </w:t>
-      </w:r>
-      <w:proofErr w:type="spellStart"/>
-      <w:r>
-        <w:t>IllegalArgumentException</w:t>
-      </w:r>
-      <w:proofErr w:type="spellEnd"/>
-      <w:r>
-        <w:t>.</w:t>
+      <w:r>
+        <w:t>Thread.sleep(-100);</w:t>
+      </w:r>
+    </w:p>
+    <w:p>
+      <w:r>
+        <w:t>Thread.sleep() is used to pause the current thread for a specified amount of time in milliseconds.</w:t>
+      </w:r>
+    </w:p>
+    <w:p>
+      <w:r>
+        <w:t>The sleep time cannot be negative. Here, -100 is a negative value, so Java throws an IllegalArgumentException.</w:t>
       </w:r>
     </w:p>
     <w:p>
@@ -1843,13 +1556,8 @@
       </w:r>
     </w:p>
     <w:p>
-      <w:proofErr w:type="spellStart"/>
-      <w:r>
-        <w:t>Thread.sleep</w:t>
-      </w:r>
-      <w:proofErr w:type="spellEnd"/>
-      <w:r>
-        <w:t>(-100);</w:t>
+      <w:r>
+        <w:t>Thread.sleep(-100);</w:t>
       </w:r>
     </w:p>
     <w:p>
@@ -1859,34 +1567,35 @@
     </w:p>
     <w:p>
       <w:r>
-        <w:t>catch (</w:t>
-      </w:r>
-      <w:proofErr w:type="spellStart"/>
-      <w:r>
-        <w:t>IllegalArgumentException</w:t>
-      </w:r>
-      <w:proofErr w:type="spellEnd"/>
-      <w:r>
-        <w:t xml:space="preserve"> e)</w:t>
-      </w:r>
-    </w:p>
-    <w:p>
-      <w:r>
-        <w:t xml:space="preserve">The second catch block is for </w:t>
-      </w:r>
-      <w:proofErr w:type="spellStart"/>
-      <w:r>
-        <w:t>InterruptedException</w:t>
-      </w:r>
-      <w:proofErr w:type="spellEnd"/>
-      <w:r>
-        <w:t>, but it does not execute in this case.</w:t>
-      </w:r>
-    </w:p>
-    <w:p>
-      <w:r>
+        <w:t>catch (IllegalArgumentException e)</w:t>
+      </w:r>
+    </w:p>
+    <w:p>
+      <w:r>
+        <w:t>The second catch block is for InterruptedException, but it does not execute in this case.</w:t>
+      </w:r>
+    </w:p>
+    <w:p>
+      <w:pPr>
+        <w:rPr>
+          <w:b/>
+          <w:bCs/>
+        </w:rPr>
+      </w:pPr>
+      <w:r>
+        <w:rPr>
+          <w:b/>
+          <w:bCs/>
+        </w:rPr>
         <w:t>Output</w:t>
       </w:r>
+      <w:r>
+        <w:rPr>
+          <w:b/>
+          <w:bCs/>
+        </w:rPr>
+        <w:t>:</w:t>
+      </w:r>
     </w:p>
     <w:p>
       <w:r>
@@ -1894,15 +1603,39 @@
       </w:r>
     </w:p>
     <w:p>
-      <w:r>
+      <w:pPr>
+        <w:rPr>
+          <w:b/>
+          <w:bCs/>
+        </w:rPr>
+      </w:pPr>
+      <w:r>
+        <w:rPr>
+          <w:b/>
+          <w:bCs/>
+        </w:rPr>
         <w:t>6.</w:t>
       </w:r>
       <w:r>
+        <w:rPr>
+          <w:b/>
+          <w:bCs/>
+        </w:rPr>
         <w:t>IllegalStateDemo:</w:t>
       </w:r>
     </w:p>
     <w:p>
-      <w:r>
+      <w:pPr>
+        <w:rPr>
+          <w:b/>
+          <w:bCs/>
+        </w:rPr>
+      </w:pPr>
+      <w:r>
+        <w:rPr>
+          <w:b/>
+          <w:bCs/>
+        </w:rPr>
         <w:t>Algorithm:</w:t>
       </w:r>
     </w:p>
@@ -1913,28 +1646,12 @@
     </w:p>
     <w:p>
       <w:r>
-        <w:t>Step 2: Create a "Scanner" object "</w:t>
-      </w:r>
-      <w:proofErr w:type="spellStart"/>
-      <w:r>
-        <w:t>sc</w:t>
-      </w:r>
-      <w:proofErr w:type="spellEnd"/>
-      <w:r>
-        <w:t>" to read input from the user.</w:t>
-      </w:r>
-    </w:p>
-    <w:p>
-      <w:r>
-        <w:t>Step 3: Close the "Scanner" object using "</w:t>
-      </w:r>
-      <w:proofErr w:type="spellStart"/>
-      <w:r>
-        <w:t>sc.close</w:t>
-      </w:r>
-      <w:proofErr w:type="spellEnd"/>
-      <w:r>
-        <w:t>()".</w:t>
+        <w:t>Step 2: Create a "Scanner" object "sc" to read input from the user.</w:t>
+      </w:r>
+    </w:p>
+    <w:p>
+      <w:r>
+        <w:t>Step 3: Close the "Scanner" object using "sc.close()".</w:t>
       </w:r>
     </w:p>
     <w:p>
@@ -1945,28 +1662,12 @@
     <w:p>
       <w:r>
         <w:lastRenderedPageBreak/>
-        <w:t>Step 5: Try to read an integer using "</w:t>
-      </w:r>
-      <w:proofErr w:type="spellStart"/>
-      <w:r>
-        <w:t>sc.nextInt</w:t>
-      </w:r>
-      <w:proofErr w:type="spellEnd"/>
-      <w:r>
-        <w:t>()".</w:t>
-      </w:r>
-    </w:p>
-    <w:p>
-      <w:r>
-        <w:t>Step 6: Since the "Scanner" object has already been closed, it cannot be used to read input. Therefore, an "</w:t>
-      </w:r>
-      <w:proofErr w:type="spellStart"/>
-      <w:r>
-        <w:t>IllegalStateException</w:t>
-      </w:r>
-      <w:proofErr w:type="spellEnd"/>
-      <w:r>
-        <w:t>" occurs.</w:t>
+        <w:t>Step 5: Try to read an integer using "sc.nextInt()".</w:t>
+      </w:r>
+    </w:p>
+    <w:p>
+      <w:r>
+        <w:t>Step 6: Since the "Scanner" object has already been closed, it cannot be used to read input. Therefore, an "IllegalStateException" occurs.</w:t>
       </w:r>
     </w:p>
     <w:p>
@@ -2013,20 +1714,38 @@
         <w:t>import</w:t>
       </w:r>
       <w:r>
+        <w:t xml:space="preserve"> java.util.Scanner;</w:t>
+      </w:r>
+    </w:p>
+    <w:p>
+      <w:r>
+        <w:t xml:space="preserve">        </w:t>
+      </w:r>
+      <w:r>
+        <w:rPr>
+          <w:b/>
+          <w:bCs/>
+        </w:rPr>
+        <w:t>public</w:t>
+      </w:r>
+      <w:r>
         <w:t xml:space="preserve"> </w:t>
       </w:r>
-      <w:proofErr w:type="spellStart"/>
-      <w:r>
-        <w:t>java.util.Scanner</w:t>
-      </w:r>
-      <w:proofErr w:type="spellEnd"/>
-      <w:r>
-        <w:t>;</w:t>
-      </w:r>
-    </w:p>
-    <w:p>
-      <w:r>
-        <w:t xml:space="preserve">        </w:t>
+      <w:r>
+        <w:rPr>
+          <w:b/>
+          <w:bCs/>
+        </w:rPr>
+        <w:t>class</w:t>
+      </w:r>
+      <w:r>
+        <w:t xml:space="preserve"> IllegalStateDemo {</w:t>
+      </w:r>
+    </w:p>
+    <w:p>
+      <w:r>
+        <w:tab/>
+        <w:t xml:space="preserve">    </w:t>
       </w:r>
       <w:r>
         <w:rPr>
@@ -2043,45 +1762,11 @@
           <w:b/>
           <w:bCs/>
         </w:rPr>
-        <w:t>class</w:t>
+        <w:t>static</w:t>
       </w:r>
       <w:r>
         <w:t xml:space="preserve"> </w:t>
       </w:r>
-      <w:proofErr w:type="spellStart"/>
-      <w:r>
-        <w:t>IllegalStateDemo</w:t>
-      </w:r>
-      <w:proofErr w:type="spellEnd"/>
-      <w:r>
-        <w:t xml:space="preserve"> {</w:t>
-      </w:r>
-    </w:p>
-    <w:p>
-      <w:r>
-        <w:tab/>
-        <w:t xml:space="preserve">    </w:t>
-      </w:r>
-      <w:r>
-        <w:rPr>
-          <w:b/>
-          <w:bCs/>
-        </w:rPr>
-        <w:t>public</w:t>
-      </w:r>
-      <w:r>
-        <w:t xml:space="preserve"> </w:t>
-      </w:r>
-      <w:r>
-        <w:rPr>
-          <w:b/>
-          <w:bCs/>
-        </w:rPr>
-        <w:t>static</w:t>
-      </w:r>
-      <w:r>
-        <w:t xml:space="preserve"> </w:t>
-      </w:r>
       <w:r>
         <w:rPr>
           <w:b/>
@@ -2090,15 +1775,7 @@
         <w:t>void</w:t>
       </w:r>
       <w:r>
-        <w:t xml:space="preserve"> main(String[] </w:t>
-      </w:r>
-      <w:proofErr w:type="spellStart"/>
-      <w:r>
-        <w:t>args</w:t>
-      </w:r>
-      <w:proofErr w:type="spellEnd"/>
-      <w:r>
-        <w:t>) {</w:t>
+        <w:t xml:space="preserve"> main(String[] args) {</w:t>
       </w:r>
     </w:p>
     <w:p>
@@ -2106,15 +1783,7 @@
         <w:t xml:space="preserve">                </w:t>
       </w:r>
       <w:r>
-        <w:t xml:space="preserve">  Scanner </w:t>
-      </w:r>
-      <w:proofErr w:type="spellStart"/>
-      <w:r>
-        <w:t>sc</w:t>
-      </w:r>
-      <w:proofErr w:type="spellEnd"/>
-      <w:r>
-        <w:t xml:space="preserve"> = </w:t>
+        <w:t xml:space="preserve">  Scanner sc = </w:t>
       </w:r>
       <w:r>
         <w:rPr>
@@ -2142,15 +1811,7 @@
     <w:p>
       <w:r>
         <w:tab/>
-        <w:t xml:space="preserve">        </w:t>
-      </w:r>
-      <w:proofErr w:type="spellStart"/>
-      <w:r>
-        <w:t>sc.close</w:t>
-      </w:r>
-      <w:proofErr w:type="spellEnd"/>
-      <w:r>
-        <w:t>();</w:t>
+        <w:t xml:space="preserve">        sc.close();</w:t>
       </w:r>
     </w:p>
     <w:p>
@@ -2174,15 +1835,7 @@
     <w:p>
       <w:r>
         <w:tab/>
-        <w:t xml:space="preserve">            </w:t>
-      </w:r>
-      <w:proofErr w:type="spellStart"/>
-      <w:r>
-        <w:t>sc.nextInt</w:t>
-      </w:r>
-      <w:proofErr w:type="spellEnd"/>
-      <w:r>
-        <w:t>();</w:t>
+        <w:t xml:space="preserve">            sc.nextInt();</w:t>
       </w:r>
     </w:p>
     <w:p>
@@ -2198,25 +1851,13 @@
         <w:t>catch</w:t>
       </w:r>
       <w:r>
-        <w:t xml:space="preserve"> (</w:t>
-      </w:r>
-      <w:proofErr w:type="spellStart"/>
-      <w:r>
-        <w:t>IllegalStateException</w:t>
-      </w:r>
-      <w:proofErr w:type="spellEnd"/>
-      <w:r>
-        <w:t xml:space="preserve"> e) {</w:t>
-      </w:r>
-    </w:p>
-    <w:p>
-      <w:r>
-        <w:tab/>
-        <w:t xml:space="preserve">            </w:t>
-      </w:r>
-      <w:proofErr w:type="spellStart"/>
-      <w:r>
-        <w:t>System.</w:t>
+        <w:t xml:space="preserve"> (IllegalStateException e) {</w:t>
+      </w:r>
+    </w:p>
+    <w:p>
+      <w:r>
+        <w:tab/>
+        <w:t xml:space="preserve">            System.</w:t>
       </w:r>
       <w:r>
         <w:rPr>
@@ -2228,11 +1869,7 @@
         <w:t>out</w:t>
       </w:r>
       <w:r>
-        <w:t>.println</w:t>
-      </w:r>
-      <w:proofErr w:type="spellEnd"/>
-      <w:r>
-        <w:t>("Scanner is already closed");</w:t>
+        <w:t>.println("Scanner is already closed");</w:t>
       </w:r>
     </w:p>
     <w:p>
@@ -2274,13 +1911,8 @@
       </w:r>
     </w:p>
     <w:p>
-      <w:proofErr w:type="spellStart"/>
-      <w:r>
-        <w:t>sc.close</w:t>
-      </w:r>
-      <w:proofErr w:type="spellEnd"/>
-      <w:r>
-        <w:t>();</w:t>
+      <w:r>
+        <w:t>sc.close();</w:t>
       </w:r>
     </w:p>
     <w:p>
@@ -2289,13 +1921,8 @@
       </w:r>
     </w:p>
     <w:p>
-      <w:proofErr w:type="spellStart"/>
-      <w:r>
-        <w:t>sc.nextInt</w:t>
-      </w:r>
-      <w:proofErr w:type="spellEnd"/>
-      <w:r>
-        <w:t>();</w:t>
+      <w:r>
+        <w:t>sc.nextInt();</w:t>
       </w:r>
     </w:p>
     <w:p>
@@ -2312,7 +1939,6 @@
       <w:r>
         <w:t xml:space="preserve">. Therefore, Java throws an </w:t>
       </w:r>
-      <w:proofErr w:type="spellStart"/>
       <w:r>
         <w:rPr>
           <w:b/>
@@ -2320,7 +1946,6 @@
         </w:rPr>
         <w:t>IllegalStateException</w:t>
       </w:r>
-      <w:proofErr w:type="spellEnd"/>
       <w:r>
         <w:t>.</w:t>
       </w:r>
@@ -2346,14 +1971,9 @@
       </w:r>
     </w:p>
     <w:p>
-      <w:proofErr w:type="spellStart"/>
       <w:r>
         <w:lastRenderedPageBreak/>
-        <w:t>sc.nextInt</w:t>
-      </w:r>
-      <w:proofErr w:type="spellEnd"/>
-      <w:r>
-        <w:t>();</w:t>
+        <w:t>sc.nextInt();</w:t>
       </w:r>
     </w:p>
     <w:p>
@@ -2363,15 +1983,7 @@
     </w:p>
     <w:p>
       <w:r>
-        <w:t>catch (</w:t>
-      </w:r>
-      <w:proofErr w:type="spellStart"/>
-      <w:r>
-        <w:t>IllegalStateException</w:t>
-      </w:r>
-      <w:proofErr w:type="spellEnd"/>
-      <w:r>
-        <w:t xml:space="preserve"> e)</w:t>
+        <w:t>catch (IllegalStateException e)</w:t>
       </w:r>
     </w:p>
     <w:p>
@@ -2388,6 +2000,13 @@
         </w:rPr>
         <w:t>Output</w:t>
       </w:r>
+      <w:r>
+        <w:rPr>
+          <w:b/>
+          <w:bCs/>
+        </w:rPr>
+        <w:t>:</w:t>
+      </w:r>
     </w:p>
     <w:p>
       <w:r>
@@ -2395,10 +2014,24 @@
       </w:r>
     </w:p>
     <w:p>
-      <w:r>
+      <w:pPr>
+        <w:rPr>
+          <w:b/>
+          <w:bCs/>
+        </w:rPr>
+      </w:pPr>
+      <w:r>
+        <w:rPr>
+          <w:b/>
+          <w:bCs/>
+        </w:rPr>
         <w:t>7.IOExceptionDemo:</w:t>
       </w:r>
       <w:r>
+        <w:rPr>
+          <w:b/>
+          <w:bCs/>
+        </w:rPr>
         <w:br/>
         <w:t>Algorithm:</w:t>
       </w:r>
@@ -2410,15 +2043,7 @@
     </w:p>
     <w:p>
       <w:r>
-        <w:t>Step 2: Import the "</w:t>
-      </w:r>
-      <w:proofErr w:type="spellStart"/>
-      <w:r>
-        <w:t>IOException</w:t>
-      </w:r>
-      <w:proofErr w:type="spellEnd"/>
-      <w:r>
-        <w:t>" class from the "java.io" package.</w:t>
+        <w:t>Step 2: Import the "IOException" class from the "java.io" package.</w:t>
       </w:r>
     </w:p>
     <w:p>
@@ -2428,54 +2053,22 @@
     </w:p>
     <w:p>
       <w:r>
-        <w:t>Step 4: Create and throw an "</w:t>
-      </w:r>
-      <w:proofErr w:type="spellStart"/>
-      <w:r>
-        <w:t>IOException</w:t>
-      </w:r>
-      <w:proofErr w:type="spellEnd"/>
-      <w:r>
-        <w:t>" with the message ""Input output error"".</w:t>
-      </w:r>
-    </w:p>
-    <w:p>
-      <w:r>
-        <w:t>Step 5: The "</w:t>
-      </w:r>
-      <w:proofErr w:type="spellStart"/>
-      <w:r>
-        <w:t>IOException</w:t>
-      </w:r>
-      <w:proofErr w:type="spellEnd"/>
-      <w:r>
-        <w:t>" is generated and control moves to the matching "catch" block.</w:t>
-      </w:r>
-    </w:p>
-    <w:p>
-      <w:r>
-        <w:t>Step 6: Catch the exception using "catch (</w:t>
-      </w:r>
-      <w:proofErr w:type="spellStart"/>
-      <w:r>
-        <w:t>IOException</w:t>
-      </w:r>
-      <w:proofErr w:type="spellEnd"/>
-      <w:r>
-        <w:t xml:space="preserve"> e)".</w:t>
-      </w:r>
-    </w:p>
-    <w:p>
-      <w:r>
-        <w:t>Step 7: Display the message "</w:t>
-      </w:r>
-      <w:proofErr w:type="spellStart"/>
-      <w:r>
-        <w:t>IOException</w:t>
-      </w:r>
-      <w:proofErr w:type="spellEnd"/>
-      <w:r>
-        <w:t xml:space="preserve"> occurred".</w:t>
+        <w:t>Step 4: Create and throw an "IOException" with the message ""Input output error"".</w:t>
+      </w:r>
+    </w:p>
+    <w:p>
+      <w:r>
+        <w:t>Step 5: The "IOException" is generated and control moves to the matching "catch" block.</w:t>
+      </w:r>
+    </w:p>
+    <w:p>
+      <w:r>
+        <w:t>Step 6: Catch the exception using "catch (IOException e)".</w:t>
+      </w:r>
+    </w:p>
+    <w:p>
+      <w:r>
+        <w:t>Step 7: Display the message "IOException occurred".</w:t>
       </w:r>
     </w:p>
     <w:p>
@@ -2484,7 +2077,17 @@
       </w:r>
     </w:p>
     <w:p>
-      <w:r>
+      <w:pPr>
+        <w:rPr>
+          <w:b/>
+          <w:bCs/>
+        </w:rPr>
+      </w:pPr>
+      <w:r>
+        <w:rPr>
+          <w:b/>
+          <w:bCs/>
+        </w:rPr>
         <w:t>Code:</w:t>
       </w:r>
     </w:p>
@@ -2513,21 +2116,39 @@
         <w:t>import</w:t>
       </w:r>
       <w:r>
+        <w:t xml:space="preserve"> java.io.IOException;</w:t>
+      </w:r>
+    </w:p>
+    <w:p/>
+    <w:p>
+      <w:r>
+        <w:tab/>
+      </w:r>
+      <w:r>
+        <w:rPr>
+          <w:b/>
+          <w:bCs/>
+        </w:rPr>
+        <w:t>public</w:t>
+      </w:r>
+      <w:r>
         <w:t xml:space="preserve"> </w:t>
       </w:r>
-      <w:proofErr w:type="spellStart"/>
-      <w:r>
-        <w:t>java.io.IOException</w:t>
-      </w:r>
-      <w:proofErr w:type="spellEnd"/>
-      <w:r>
-        <w:t>;</w:t>
-      </w:r>
-    </w:p>
-    <w:p/>
-    <w:p>
-      <w:r>
-        <w:tab/>
+      <w:r>
+        <w:rPr>
+          <w:b/>
+          <w:bCs/>
+        </w:rPr>
+        <w:t>class</w:t>
+      </w:r>
+      <w:r>
+        <w:t xml:space="preserve"> IOExceptionDemo {</w:t>
+      </w:r>
+    </w:p>
+    <w:p>
+      <w:r>
+        <w:tab/>
+        <w:t xml:space="preserve">    </w:t>
       </w:r>
       <w:r>
         <w:rPr>
@@ -2544,16 +2165,36 @@
           <w:b/>
           <w:bCs/>
         </w:rPr>
-        <w:t>class</w:t>
+        <w:t>static</w:t>
       </w:r>
       <w:r>
         <w:t xml:space="preserve"> </w:t>
       </w:r>
-      <w:proofErr w:type="spellStart"/>
-      <w:r>
-        <w:t>IOExceptionDemo</w:t>
-      </w:r>
-      <w:proofErr w:type="spellEnd"/>
+      <w:r>
+        <w:rPr>
+          <w:b/>
+          <w:bCs/>
+        </w:rPr>
+        <w:t>void</w:t>
+      </w:r>
+      <w:r>
+        <w:t xml:space="preserve"> main(String[] args) {</w:t>
+      </w:r>
+    </w:p>
+    <w:p>
+      <w:r>
+        <w:t xml:space="preserve">                 </w:t>
+      </w:r>
+      <w:r>
+        <w:t xml:space="preserve">   </w:t>
+      </w:r>
+      <w:r>
+        <w:rPr>
+          <w:b/>
+          <w:bCs/>
+        </w:rPr>
+        <w:t>try</w:t>
+      </w:r>
       <w:r>
         <w:t xml:space="preserve"> {</w:t>
       </w:r>
@@ -2561,14 +2202,14 @@
     <w:p>
       <w:r>
         <w:tab/>
-        <w:t xml:space="preserve">    </w:t>
-      </w:r>
-      <w:r>
-        <w:rPr>
-          <w:b/>
-          <w:bCs/>
-        </w:rPr>
-        <w:t>public</w:t>
+        <w:t xml:space="preserve">            </w:t>
+      </w:r>
+      <w:r>
+        <w:rPr>
+          <w:b/>
+          <w:bCs/>
+        </w:rPr>
+        <w:t>throw</w:t>
       </w:r>
       <w:r>
         <w:t xml:space="preserve"> </w:t>
@@ -2578,80 +2219,10 @@
           <w:b/>
           <w:bCs/>
         </w:rPr>
-        <w:t>static</w:t>
-      </w:r>
-      <w:r>
-        <w:t xml:space="preserve"> </w:t>
-      </w:r>
-      <w:r>
-        <w:rPr>
-          <w:b/>
-          <w:bCs/>
-        </w:rPr>
-        <w:t>void</w:t>
-      </w:r>
-      <w:r>
-        <w:t xml:space="preserve"> main(String[] </w:t>
-      </w:r>
-      <w:proofErr w:type="spellStart"/>
-      <w:r>
-        <w:t>args</w:t>
-      </w:r>
-      <w:proofErr w:type="spellEnd"/>
-      <w:r>
-        <w:t>) {</w:t>
-      </w:r>
-    </w:p>
-    <w:p>
-      <w:r>
-        <w:t xml:space="preserve">                 </w:t>
-      </w:r>
-      <w:r>
-        <w:t xml:space="preserve">   </w:t>
-      </w:r>
-      <w:r>
-        <w:rPr>
-          <w:b/>
-          <w:bCs/>
-        </w:rPr>
-        <w:t>try</w:t>
-      </w:r>
-      <w:r>
-        <w:t xml:space="preserve"> {</w:t>
-      </w:r>
-    </w:p>
-    <w:p>
-      <w:r>
-        <w:tab/>
-        <w:t xml:space="preserve">            </w:t>
-      </w:r>
-      <w:r>
-        <w:rPr>
-          <w:b/>
-          <w:bCs/>
-        </w:rPr>
-        <w:t>throw</w:t>
-      </w:r>
-      <w:r>
-        <w:t xml:space="preserve"> </w:t>
-      </w:r>
-      <w:r>
-        <w:rPr>
-          <w:b/>
-          <w:bCs/>
-        </w:rPr>
         <w:t>new</w:t>
       </w:r>
       <w:r>
-        <w:t xml:space="preserve"> </w:t>
-      </w:r>
-      <w:proofErr w:type="spellStart"/>
-      <w:r>
-        <w:t>IOException</w:t>
-      </w:r>
-      <w:proofErr w:type="spellEnd"/>
-      <w:r>
-        <w:t>("Input output error");</w:t>
+        <w:t xml:space="preserve"> IOException("Input output error");</w:t>
       </w:r>
     </w:p>
     <w:p>
@@ -2667,25 +2238,13 @@
         <w:t>catch</w:t>
       </w:r>
       <w:r>
-        <w:t xml:space="preserve"> (</w:t>
-      </w:r>
-      <w:proofErr w:type="spellStart"/>
-      <w:r>
-        <w:t>IOException</w:t>
-      </w:r>
-      <w:proofErr w:type="spellEnd"/>
-      <w:r>
-        <w:t xml:space="preserve"> e) {</w:t>
-      </w:r>
-    </w:p>
-    <w:p>
-      <w:r>
-        <w:tab/>
-        <w:t xml:space="preserve">            </w:t>
-      </w:r>
-      <w:proofErr w:type="spellStart"/>
-      <w:r>
-        <w:t>System.</w:t>
+        <w:t xml:space="preserve"> (IOException e) {</w:t>
+      </w:r>
+    </w:p>
+    <w:p>
+      <w:r>
+        <w:tab/>
+        <w:t xml:space="preserve">            System.</w:t>
       </w:r>
       <w:r>
         <w:rPr>
@@ -2697,19 +2256,7 @@
         <w:t>out</w:t>
       </w:r>
       <w:r>
-        <w:t>.println</w:t>
-      </w:r>
-      <w:proofErr w:type="spellEnd"/>
-      <w:r>
-        <w:t>("</w:t>
-      </w:r>
-      <w:proofErr w:type="spellStart"/>
-      <w:r>
-        <w:t>IOException</w:t>
-      </w:r>
-      <w:proofErr w:type="spellEnd"/>
-      <w:r>
-        <w:t xml:space="preserve"> occurred");</w:t>
+        <w:t>.println("IOException occurred");</w:t>
       </w:r>
     </w:p>
     <w:p>
@@ -2742,38 +2289,17 @@
     </w:p>
     <w:p>
       <w:r>
-        <w:t xml:space="preserve">throw new </w:t>
-      </w:r>
-      <w:proofErr w:type="spellStart"/>
-      <w:r>
-        <w:t>IOException</w:t>
-      </w:r>
-      <w:proofErr w:type="spellEnd"/>
-      <w:r>
-        <w:t>("Input output error");</w:t>
-      </w:r>
-    </w:p>
-    <w:p>
-      <w:r>
-        <w:t xml:space="preserve">Here, the program explicitly creates and throws an </w:t>
-      </w:r>
-      <w:proofErr w:type="spellStart"/>
-      <w:r>
-        <w:t>IOException</w:t>
-      </w:r>
-      <w:proofErr w:type="spellEnd"/>
-      <w:r>
-        <w:t>.</w:t>
-      </w:r>
-    </w:p>
-    <w:p>
-      <w:proofErr w:type="spellStart"/>
-      <w:r>
-        <w:t>IOException</w:t>
-      </w:r>
-      <w:proofErr w:type="spellEnd"/>
-      <w:r>
-        <w:t xml:space="preserve"> is related to input and output operations, such as reading from or writing to files or streams.</w:t>
+        <w:t>throw new IOException("Input output error");</w:t>
+      </w:r>
+    </w:p>
+    <w:p>
+      <w:r>
+        <w:t>Here, the program explicitly creates and throws an IOException.</w:t>
+      </w:r>
+    </w:p>
+    <w:p>
+      <w:r>
+        <w:t>IOException is related to input and output operations, such as reading from or writing to files or streams.</w:t>
       </w:r>
     </w:p>
     <w:p>
@@ -2793,15 +2319,7 @@
     </w:p>
     <w:p>
       <w:r>
-        <w:t xml:space="preserve">throw new </w:t>
-      </w:r>
-      <w:proofErr w:type="spellStart"/>
-      <w:r>
-        <w:t>IOException</w:t>
-      </w:r>
-      <w:proofErr w:type="spellEnd"/>
-      <w:r>
-        <w:t>("Input output error");</w:t>
+        <w:t>throw new IOException("Input output error");</w:t>
       </w:r>
     </w:p>
     <w:p>
@@ -2811,39 +2329,63 @@
     </w:p>
     <w:p>
       <w:r>
-        <w:t>catch (</w:t>
-      </w:r>
-      <w:proofErr w:type="spellStart"/>
-      <w:r>
-        <w:t>IOException</w:t>
-      </w:r>
-      <w:proofErr w:type="spellEnd"/>
-      <w:r>
-        <w:t xml:space="preserve"> e)</w:t>
-      </w:r>
-    </w:p>
-    <w:p>
-      <w:r>
+        <w:t>catch (IOException e)</w:t>
+      </w:r>
+    </w:p>
+    <w:p>
+      <w:pPr>
+        <w:rPr>
+          <w:b/>
+          <w:bCs/>
+        </w:rPr>
+      </w:pPr>
+      <w:r>
+        <w:rPr>
+          <w:b/>
+          <w:bCs/>
+        </w:rPr>
         <w:t>Output</w:t>
       </w:r>
-    </w:p>
-    <w:p>
-      <w:proofErr w:type="spellStart"/>
-      <w:r>
-        <w:t>IOException</w:t>
-      </w:r>
-      <w:proofErr w:type="spellEnd"/>
-      <w:r>
-        <w:t xml:space="preserve"> occurred</w:t>
-      </w:r>
-    </w:p>
-    <w:p>
-      <w:r>
+      <w:r>
+        <w:rPr>
+          <w:b/>
+          <w:bCs/>
+        </w:rPr>
+        <w:t>:</w:t>
+      </w:r>
+    </w:p>
+    <w:p>
+      <w:r>
+        <w:t>IOException occurred</w:t>
+      </w:r>
+    </w:p>
+    <w:p>
+      <w:pPr>
+        <w:rPr>
+          <w:b/>
+          <w:bCs/>
+        </w:rPr>
+      </w:pPr>
+      <w:r>
+        <w:rPr>
+          <w:b/>
+          <w:bCs/>
+        </w:rPr>
         <w:t>8.FileNotFoundDemo:</w:t>
       </w:r>
     </w:p>
     <w:p>
-      <w:r>
+      <w:pPr>
+        <w:rPr>
+          <w:b/>
+          <w:bCs/>
+        </w:rPr>
+      </w:pPr>
+      <w:r>
+        <w:rPr>
+          <w:b/>
+          <w:bCs/>
+        </w:rPr>
         <w:t>Algorithm:</w:t>
       </w:r>
     </w:p>
@@ -2864,15 +2406,7 @@
     </w:p>
     <w:p>
       <w:r>
-        <w:t>Step 4: Try to open the file ""abc.txt"" using "</w:t>
-      </w:r>
-      <w:proofErr w:type="spellStart"/>
-      <w:r>
-        <w:t>FileInputStream</w:t>
-      </w:r>
-      <w:proofErr w:type="spellEnd"/>
-      <w:r>
-        <w:t>".</w:t>
+        <w:t>Step 4: Try to open the file ""abc.txt"" using "FileInputStream".</w:t>
       </w:r>
     </w:p>
     <w:p>
@@ -2882,15 +2416,7 @@
     </w:p>
     <w:p>
       <w:r>
-        <w:t>Step 6: If the file ""abc.txt"" does not exist at the specified location, a "</w:t>
-      </w:r>
-      <w:proofErr w:type="spellStart"/>
-      <w:r>
-        <w:t>FileNotFoundException</w:t>
-      </w:r>
-      <w:proofErr w:type="spellEnd"/>
-      <w:r>
-        <w:t>" occurs.</w:t>
+        <w:t>Step 6: If the file ""abc.txt"" does not exist at the specified location, a "FileNotFoundException" occurs.</w:t>
       </w:r>
     </w:p>
     <w:p>
@@ -2909,7 +2435,17 @@
       </w:r>
     </w:p>
     <w:p>
-      <w:r>
+      <w:pPr>
+        <w:rPr>
+          <w:b/>
+          <w:bCs/>
+        </w:rPr>
+      </w:pPr>
+      <w:r>
+        <w:rPr>
+          <w:b/>
+          <w:bCs/>
+        </w:rPr>
         <w:t>Code:</w:t>
       </w:r>
     </w:p>
@@ -2957,13 +2493,56 @@
         <w:t>class</w:t>
       </w:r>
       <w:r>
+        <w:t xml:space="preserve"> FileNotFoundDemo {</w:t>
+      </w:r>
+    </w:p>
+    <w:p>
+      <w:r>
+        <w:tab/>
+        <w:t xml:space="preserve">    </w:t>
+      </w:r>
+      <w:r>
+        <w:rPr>
+          <w:b/>
+          <w:bCs/>
+        </w:rPr>
+        <w:t>public</w:t>
+      </w:r>
+      <w:r>
         <w:t xml:space="preserve"> </w:t>
       </w:r>
-      <w:proofErr w:type="spellStart"/>
-      <w:r>
-        <w:t>FileNotFoundDemo</w:t>
-      </w:r>
-      <w:proofErr w:type="spellEnd"/>
+      <w:r>
+        <w:rPr>
+          <w:b/>
+          <w:bCs/>
+        </w:rPr>
+        <w:t>static</w:t>
+      </w:r>
+      <w:r>
+        <w:t xml:space="preserve"> </w:t>
+      </w:r>
+      <w:r>
+        <w:rPr>
+          <w:b/>
+          <w:bCs/>
+        </w:rPr>
+        <w:t>void</w:t>
+      </w:r>
+      <w:r>
+        <w:t xml:space="preserve"> main(String[] args) {</w:t>
+      </w:r>
+    </w:p>
+    <w:p>
+      <w:r>
+        <w:t xml:space="preserve">         </w:t>
+      </w:r>
+      <w:r>
+        <w:rPr>
+          <w:b/>
+          <w:bCs/>
+        </w:rPr>
+        <w:t>try</w:t>
+      </w:r>
       <w:r>
         <w:t xml:space="preserve"> {</w:t>
       </w:r>
@@ -2971,74 +2550,7 @@
     <w:p>
       <w:r>
         <w:tab/>
-        <w:t xml:space="preserve">    </w:t>
-      </w:r>
-      <w:r>
-        <w:rPr>
-          <w:b/>
-          <w:bCs/>
-        </w:rPr>
-        <w:t>public</w:t>
-      </w:r>
-      <w:r>
-        <w:t xml:space="preserve"> </w:t>
-      </w:r>
-      <w:r>
-        <w:rPr>
-          <w:b/>
-          <w:bCs/>
-        </w:rPr>
-        <w:t>static</w:t>
-      </w:r>
-      <w:r>
-        <w:t xml:space="preserve"> </w:t>
-      </w:r>
-      <w:r>
-        <w:rPr>
-          <w:b/>
-          <w:bCs/>
-        </w:rPr>
-        <w:t>void</w:t>
-      </w:r>
-      <w:r>
-        <w:t xml:space="preserve"> main(String[] </w:t>
-      </w:r>
-      <w:proofErr w:type="spellStart"/>
-      <w:r>
-        <w:t>args</w:t>
-      </w:r>
-      <w:proofErr w:type="spellEnd"/>
-      <w:r>
-        <w:t>) {</w:t>
-      </w:r>
-    </w:p>
-    <w:p>
-      <w:r>
-        <w:t xml:space="preserve">         </w:t>
-      </w:r>
-      <w:r>
-        <w:rPr>
-          <w:b/>
-          <w:bCs/>
-        </w:rPr>
-        <w:t>try</w:t>
-      </w:r>
-      <w:r>
-        <w:t xml:space="preserve"> {</w:t>
-      </w:r>
-    </w:p>
-    <w:p>
-      <w:r>
-        <w:tab/>
-        <w:t xml:space="preserve">            </w:t>
-      </w:r>
-      <w:proofErr w:type="spellStart"/>
-      <w:r>
-        <w:t>FileInputStream</w:t>
-      </w:r>
-      <w:proofErr w:type="spellEnd"/>
-      <w:r>
-        <w:t xml:space="preserve"> </w:t>
+        <w:t xml:space="preserve">            FileInputStream </w:t>
       </w:r>
       <w:r>
         <w:rPr>
@@ -3057,15 +2569,7 @@
         <w:t>new</w:t>
       </w:r>
       <w:r>
-        <w:t xml:space="preserve"> </w:t>
-      </w:r>
-      <w:proofErr w:type="spellStart"/>
-      <w:r>
-        <w:t>FileInputStream</w:t>
-      </w:r>
-      <w:proofErr w:type="spellEnd"/>
-      <w:r>
-        <w:t>("abc.txt");</w:t>
+        <w:t xml:space="preserve"> FileInputStream("abc.txt");</w:t>
       </w:r>
     </w:p>
     <w:p>
@@ -3081,25 +2585,13 @@
         <w:t>catch</w:t>
       </w:r>
       <w:r>
-        <w:t xml:space="preserve"> (</w:t>
-      </w:r>
-      <w:proofErr w:type="spellStart"/>
-      <w:r>
-        <w:t>FileNotFoundException</w:t>
-      </w:r>
-      <w:proofErr w:type="spellEnd"/>
-      <w:r>
-        <w:t xml:space="preserve"> e) {</w:t>
-      </w:r>
-    </w:p>
-    <w:p>
-      <w:r>
-        <w:tab/>
-        <w:t xml:space="preserve">            </w:t>
-      </w:r>
-      <w:proofErr w:type="spellStart"/>
-      <w:r>
-        <w:t>System.</w:t>
+        <w:t xml:space="preserve"> (FileNotFoundException e) {</w:t>
+      </w:r>
+    </w:p>
+    <w:p>
+      <w:r>
+        <w:tab/>
+        <w:t xml:space="preserve">            System.</w:t>
       </w:r>
       <w:r>
         <w:rPr>
@@ -3111,11 +2603,7 @@
         <w:t>out</w:t>
       </w:r>
       <w:r>
-        <w:t>.println</w:t>
-      </w:r>
-      <w:proofErr w:type="spellEnd"/>
-      <w:r>
-        <w:t>("File not found");</w:t>
+        <w:t>.println("File not found");</w:t>
       </w:r>
     </w:p>
     <w:p>
@@ -3147,44 +2635,18 @@
       </w:r>
     </w:p>
     <w:p>
-      <w:proofErr w:type="spellStart"/>
-      <w:r>
-        <w:t>FileInputStream</w:t>
-      </w:r>
-      <w:proofErr w:type="spellEnd"/>
-      <w:r>
-        <w:t xml:space="preserve"> f = new </w:t>
-      </w:r>
-      <w:proofErr w:type="spellStart"/>
-      <w:r>
-        <w:t>FileInputStream</w:t>
-      </w:r>
-      <w:proofErr w:type="spellEnd"/>
-      <w:r>
-        <w:t>("abc.txt");</w:t>
-      </w:r>
-    </w:p>
-    <w:p>
-      <w:proofErr w:type="spellStart"/>
-      <w:r>
-        <w:t>FileInputStream</w:t>
-      </w:r>
-      <w:proofErr w:type="spellEnd"/>
-      <w:r>
-        <w:t xml:space="preserve"> is used to read data from a file.</w:t>
-      </w:r>
-    </w:p>
-    <w:p>
-      <w:r>
-        <w:t xml:space="preserve">If "abc.txt" does not exist in the required location, Java cannot open the file. Therefore, it throws a </w:t>
-      </w:r>
-      <w:proofErr w:type="spellStart"/>
-      <w:r>
-        <w:t>FileNotFoundException</w:t>
-      </w:r>
-      <w:proofErr w:type="spellEnd"/>
-      <w:r>
-        <w:t>.</w:t>
+      <w:r>
+        <w:t>FileInputStream f = new FileInputStream("abc.txt");</w:t>
+      </w:r>
+    </w:p>
+    <w:p>
+      <w:r>
+        <w:t>FileInputStream is used to read data from a file.</w:t>
+      </w:r>
+    </w:p>
+    <w:p>
+      <w:r>
+        <w:t>If "abc.txt" does not exist in the required location, Java cannot open the file. Therefore, it throws a FileNotFoundException.</w:t>
       </w:r>
     </w:p>
     <w:p>
@@ -3198,21 +2660,8 @@
       </w:r>
     </w:p>
     <w:p>
-      <w:proofErr w:type="spellStart"/>
-      <w:r>
-        <w:t>FileInputStream</w:t>
-      </w:r>
-      <w:proofErr w:type="spellEnd"/>
-      <w:r>
-        <w:t xml:space="preserve"> f = new </w:t>
-      </w:r>
-      <w:proofErr w:type="spellStart"/>
-      <w:r>
-        <w:t>FileInputStream</w:t>
-      </w:r>
-      <w:proofErr w:type="spellEnd"/>
-      <w:r>
-        <w:t>("abc.txt");</w:t>
+      <w:r>
+        <w:t>FileInputStream f = new FileInputStream("abc.txt");</w:t>
       </w:r>
     </w:p>
     <w:p>
@@ -3222,21 +2671,30 @@
     </w:p>
     <w:p>
       <w:r>
-        <w:t>catch (</w:t>
-      </w:r>
-      <w:proofErr w:type="spellStart"/>
-      <w:r>
-        <w:t>FileNotFoundException</w:t>
-      </w:r>
-      <w:proofErr w:type="spellEnd"/>
-      <w:r>
-        <w:t xml:space="preserve"> e)</w:t>
-      </w:r>
-    </w:p>
-    <w:p>
-      <w:r>
+        <w:t>catch (FileNotFoundException e)</w:t>
+      </w:r>
+    </w:p>
+    <w:p>
+      <w:pPr>
+        <w:rPr>
+          <w:b/>
+          <w:bCs/>
+        </w:rPr>
+      </w:pPr>
+      <w:r>
+        <w:rPr>
+          <w:b/>
+          <w:bCs/>
+        </w:rPr>
         <w:t>Output</w:t>
       </w:r>
+      <w:r>
+        <w:rPr>
+          <w:b/>
+          <w:bCs/>
+        </w:rPr>
+        <w:t>:</w:t>
+      </w:r>
     </w:p>
     <w:p>
       <w:r>
@@ -3244,12 +2702,32 @@
       </w:r>
     </w:p>
     <w:p>
-      <w:r>
+      <w:pPr>
+        <w:rPr>
+          <w:b/>
+          <w:bCs/>
+        </w:rPr>
+      </w:pPr>
+      <w:r>
+        <w:rPr>
+          <w:b/>
+          <w:bCs/>
+        </w:rPr>
         <w:t>9.InterruptedException:</w:t>
       </w:r>
     </w:p>
     <w:p>
-      <w:r>
+      <w:pPr>
+        <w:rPr>
+          <w:b/>
+          <w:bCs/>
+        </w:rPr>
+      </w:pPr>
+      <w:r>
+        <w:rPr>
+          <w:b/>
+          <w:bCs/>
+        </w:rPr>
         <w:t>Algorithm:</w:t>
       </w:r>
     </w:p>
@@ -3266,28 +2744,12 @@
     <w:p>
       <w:r>
         <w:lastRenderedPageBreak/>
-        <w:t>Step 3: Call "</w:t>
-      </w:r>
-      <w:proofErr w:type="spellStart"/>
-      <w:r>
-        <w:t>Thread.sleep</w:t>
-      </w:r>
-      <w:proofErr w:type="spellEnd"/>
-      <w:r>
-        <w:t>(1000)" to pause the current thread for 1000 milliseconds (1 second)</w:t>
-      </w:r>
-    </w:p>
-    <w:p>
-      <w:r>
-        <w:t>Step 4: If the sleeping thread is interrupted while it is sleeping, an "</w:t>
-      </w:r>
-      <w:proofErr w:type="spellStart"/>
-      <w:r>
-        <w:t>InterruptedException</w:t>
-      </w:r>
-      <w:proofErr w:type="spellEnd"/>
-      <w:r>
-        <w:t>" occurs.</w:t>
+        <w:t>Step 3: Call "Thread.sleep(1000)" to pause the current thread for 1000 milliseconds (1 second)</w:t>
+      </w:r>
+    </w:p>
+    <w:p>
+      <w:r>
+        <w:t>Step 4: If the sleeping thread is interrupted while it is sleeping, an "InterruptedException" occurs.</w:t>
       </w:r>
     </w:p>
     <w:p>
@@ -3306,7 +2768,17 @@
       </w:r>
     </w:p>
     <w:p>
-      <w:r>
+      <w:pPr>
+        <w:rPr>
+          <w:b/>
+          <w:bCs/>
+        </w:rPr>
+      </w:pPr>
+      <w:r>
+        <w:rPr>
+          <w:b/>
+          <w:bCs/>
+        </w:rPr>
         <w:t>Code:</w:t>
       </w:r>
     </w:p>
@@ -3341,13 +2813,60 @@
         <w:t>class</w:t>
       </w:r>
       <w:r>
+        <w:t xml:space="preserve"> InterruptedDemo {</w:t>
+      </w:r>
+    </w:p>
+    <w:p>
+      <w:r>
+        <w:tab/>
+        <w:t xml:space="preserve">    </w:t>
+      </w:r>
+      <w:r>
+        <w:rPr>
+          <w:b/>
+          <w:bCs/>
+        </w:rPr>
+        <w:t>public</w:t>
+      </w:r>
+      <w:r>
         <w:t xml:space="preserve"> </w:t>
       </w:r>
-      <w:proofErr w:type="spellStart"/>
-      <w:r>
-        <w:t>InterruptedDemo</w:t>
-      </w:r>
-      <w:proofErr w:type="spellEnd"/>
+      <w:r>
+        <w:rPr>
+          <w:b/>
+          <w:bCs/>
+        </w:rPr>
+        <w:t>static</w:t>
+      </w:r>
+      <w:r>
+        <w:t xml:space="preserve"> </w:t>
+      </w:r>
+      <w:r>
+        <w:rPr>
+          <w:b/>
+          <w:bCs/>
+        </w:rPr>
+        <w:t>void</w:t>
+      </w:r>
+      <w:r>
+        <w:t xml:space="preserve"> main(String[] args) {</w:t>
+      </w:r>
+    </w:p>
+    <w:p>
+      <w:r>
+        <w:tab/>
+        <w:t xml:space="preserve">    </w:t>
+      </w:r>
+      <w:r>
+        <w:tab/>
+      </w:r>
+      <w:r>
+        <w:rPr>
+          <w:b/>
+          <w:bCs/>
+        </w:rPr>
+        <w:t>try</w:t>
+      </w:r>
       <w:r>
         <w:t xml:space="preserve"> {</w:t>
       </w:r>
@@ -3355,74 +2874,7 @@
     <w:p>
       <w:r>
         <w:tab/>
-        <w:t xml:space="preserve">    </w:t>
-      </w:r>
-      <w:r>
-        <w:rPr>
-          <w:b/>
-          <w:bCs/>
-        </w:rPr>
-        <w:t>public</w:t>
-      </w:r>
-      <w:r>
-        <w:t xml:space="preserve"> </w:t>
-      </w:r>
-      <w:r>
-        <w:rPr>
-          <w:b/>
-          <w:bCs/>
-        </w:rPr>
-        <w:t>static</w:t>
-      </w:r>
-      <w:r>
-        <w:t xml:space="preserve"> </w:t>
-      </w:r>
-      <w:r>
-        <w:rPr>
-          <w:b/>
-          <w:bCs/>
-        </w:rPr>
-        <w:t>void</w:t>
-      </w:r>
-      <w:r>
-        <w:t xml:space="preserve"> main(String[] </w:t>
-      </w:r>
-      <w:proofErr w:type="spellStart"/>
-      <w:r>
-        <w:t>args</w:t>
-      </w:r>
-      <w:proofErr w:type="spellEnd"/>
-      <w:r>
-        <w:t>) {</w:t>
-      </w:r>
-    </w:p>
-    <w:p>
-      <w:r>
-        <w:tab/>
-        <w:t xml:space="preserve">    </w:t>
-      </w:r>
-      <w:r>
-        <w:tab/>
-      </w:r>
-      <w:r>
-        <w:rPr>
-          <w:b/>
-          <w:bCs/>
-        </w:rPr>
-        <w:t>try</w:t>
-      </w:r>
-      <w:r>
-        <w:t xml:space="preserve"> {</w:t>
-      </w:r>
-    </w:p>
-    <w:p>
-      <w:r>
-        <w:tab/>
-        <w:t xml:space="preserve">            </w:t>
-      </w:r>
-      <w:proofErr w:type="spellStart"/>
-      <w:r>
-        <w:t>Thread.</w:t>
+        <w:t xml:space="preserve">            Thread.</w:t>
       </w:r>
       <w:r>
         <w:rPr>
@@ -3431,7 +2883,6 @@
         </w:rPr>
         <w:t>sleep</w:t>
       </w:r>
-      <w:proofErr w:type="spellEnd"/>
       <w:r>
         <w:t>(1000);</w:t>
       </w:r>
@@ -3449,25 +2900,13 @@
         <w:t>catch</w:t>
       </w:r>
       <w:r>
-        <w:t xml:space="preserve"> (</w:t>
-      </w:r>
-      <w:proofErr w:type="spellStart"/>
-      <w:r>
-        <w:t>InterruptedException</w:t>
-      </w:r>
-      <w:proofErr w:type="spellEnd"/>
-      <w:r>
-        <w:t xml:space="preserve"> e) {</w:t>
-      </w:r>
-    </w:p>
-    <w:p>
-      <w:r>
-        <w:tab/>
-        <w:t xml:space="preserve">            </w:t>
-      </w:r>
-      <w:proofErr w:type="spellStart"/>
-      <w:r>
-        <w:t>System.</w:t>
+        <w:t xml:space="preserve"> (InterruptedException e) {</w:t>
+      </w:r>
+    </w:p>
+    <w:p>
+      <w:r>
+        <w:tab/>
+        <w:t xml:space="preserve">            System.</w:t>
       </w:r>
       <w:r>
         <w:rPr>
@@ -3479,11 +2918,7 @@
         <w:t>out</w:t>
       </w:r>
       <w:r>
-        <w:t>.println</w:t>
-      </w:r>
-      <w:proofErr w:type="spellEnd"/>
-      <w:r>
-        <w:t>("Thread interrupted");</w:t>
+        <w:t>.println("Thread interrupted");</w:t>
       </w:r>
     </w:p>
     <w:p>
@@ -3515,13 +2950,8 @@
       </w:r>
     </w:p>
     <w:p>
-      <w:proofErr w:type="spellStart"/>
-      <w:r>
-        <w:t>Thread.sleep</w:t>
-      </w:r>
-      <w:proofErr w:type="spellEnd"/>
-      <w:r>
-        <w:t>(1000);</w:t>
+      <w:r>
+        <w:t>Thread.sleep(1000);</w:t>
       </w:r>
     </w:p>
     <w:p>
@@ -3536,15 +2966,7 @@
     </w:p>
     <w:p>
       <w:r>
-        <w:t>(</w:t>
-      </w:r>
-      <w:proofErr w:type="spellStart"/>
-      <w:r>
-        <w:t>InterruptedException</w:t>
-      </w:r>
-      <w:proofErr w:type="spellEnd"/>
-      <w:r>
-        <w:t xml:space="preserve"> e)</w:t>
+        <w:t>(InterruptedException e)</w:t>
       </w:r>
     </w:p>
     <w:p>
@@ -3563,14 +2985,41 @@
       </w:r>
     </w:p>
     <w:p>
-      <w:r>
+      <w:pPr>
+        <w:rPr>
+          <w:b/>
+          <w:bCs/>
+        </w:rPr>
+      </w:pPr>
+      <w:r>
+        <w:rPr>
+          <w:b/>
+          <w:bCs/>
+        </w:rPr>
         <w:lastRenderedPageBreak/>
         <w:t>10.ArrayStoreException:</w:t>
       </w:r>
     </w:p>
     <w:p>
-      <w:r>
-        <w:t>Algorithm:</w:t>
+      <w:pPr>
+        <w:rPr>
+          <w:b/>
+          <w:bCs/>
+        </w:rPr>
+      </w:pPr>
+      <w:r>
+        <w:rPr>
+          <w:b/>
+          <w:bCs/>
+        </w:rPr>
+        <w:t>Algorithm</w:t>
+      </w:r>
+      <w:r>
+        <w:rPr>
+          <w:b/>
+          <w:bCs/>
+        </w:rPr>
+        <w:t>:</w:t>
       </w:r>
     </w:p>
     <w:p>
@@ -3590,28 +3039,12 @@
     </w:p>
     <w:p>
       <w:r>
-        <w:t>Step 4: Store the reference of the "String" array in an "Object" array reference named "</w:t>
-      </w:r>
-      <w:proofErr w:type="spellStart"/>
-      <w:r>
-        <w:t>obj</w:t>
-      </w:r>
-      <w:proofErr w:type="spellEnd"/>
-      <w:r>
-        <w:t>".</w:t>
-      </w:r>
-    </w:p>
-    <w:p>
-      <w:r>
-        <w:t>Step 5: Try to store the integer value "100" at index "0" of the array using "</w:t>
-      </w:r>
-      <w:proofErr w:type="spellStart"/>
-      <w:r>
-        <w:t>obj</w:t>
-      </w:r>
-      <w:proofErr w:type="spellEnd"/>
-      <w:r>
-        <w:t>[0] = 100".</w:t>
+        <w:t>Step 4: Store the reference of the "String" array in an "Object" array reference named "obj".</w:t>
+      </w:r>
+    </w:p>
+    <w:p>
+      <w:r>
+        <w:t>Step 5: Try to store the integer value "100" at index "0" of the array using "obj[0] = 100".</w:t>
       </w:r>
     </w:p>
     <w:p>
@@ -3621,15 +3054,7 @@
     </w:p>
     <w:p>
       <w:r>
-        <w:t>Step 7: Since the actual array is a "String" array and "100" is an "Integer", an "</w:t>
-      </w:r>
-      <w:proofErr w:type="spellStart"/>
-      <w:r>
-        <w:t>ArrayStoreException</w:t>
-      </w:r>
-      <w:proofErr w:type="spellEnd"/>
-      <w:r>
-        <w:t>" occurs.</w:t>
+        <w:t>Step 7: Since the actual array is a "String" array and "100" is an "Integer", an "ArrayStoreException" occurs.</w:t>
       </w:r>
     </w:p>
     <w:p>
@@ -3649,9 +3074,17 @@
     </w:p>
     <w:p>
       <w:r>
+        <w:rPr>
+          <w:b/>
+          <w:bCs/>
+        </w:rPr>
         <w:t>Code:</w:t>
       </w:r>
       <w:r>
+        <w:rPr>
+          <w:b/>
+          <w:bCs/>
+        </w:rPr>
         <w:br/>
       </w:r>
       <w:r>
@@ -3684,13 +3117,59 @@
         <w:t>class</w:t>
       </w:r>
       <w:r>
+        <w:t xml:space="preserve"> ArrayStoreDemo {</w:t>
+      </w:r>
+    </w:p>
+    <w:p>
+      <w:r>
+        <w:tab/>
+        <w:t xml:space="preserve">    </w:t>
+      </w:r>
+      <w:r>
+        <w:rPr>
+          <w:b/>
+          <w:bCs/>
+        </w:rPr>
+        <w:t>public</w:t>
+      </w:r>
+      <w:r>
         <w:t xml:space="preserve"> </w:t>
       </w:r>
-      <w:proofErr w:type="spellStart"/>
-      <w:r>
-        <w:t>ArrayStoreDemo</w:t>
-      </w:r>
-      <w:proofErr w:type="spellEnd"/>
+      <w:r>
+        <w:rPr>
+          <w:b/>
+          <w:bCs/>
+        </w:rPr>
+        <w:t>static</w:t>
+      </w:r>
+      <w:r>
+        <w:t xml:space="preserve"> </w:t>
+      </w:r>
+      <w:r>
+        <w:rPr>
+          <w:b/>
+          <w:bCs/>
+        </w:rPr>
+        <w:t>void</w:t>
+      </w:r>
+      <w:r>
+        <w:t xml:space="preserve"> main(String[] args) {</w:t>
+      </w:r>
+    </w:p>
+    <w:p>
+      <w:r>
+        <w:t xml:space="preserve">                   </w:t>
+      </w:r>
+      <w:r>
+        <w:t xml:space="preserve"> </w:t>
+      </w:r>
+      <w:r>
+        <w:rPr>
+          <w:b/>
+          <w:bCs/>
+        </w:rPr>
+        <w:t>try</w:t>
+      </w:r>
       <w:r>
         <w:t xml:space="preserve"> {</w:t>
       </w:r>
@@ -3698,45 +3177,40 @@
     <w:p>
       <w:r>
         <w:tab/>
-        <w:t xml:space="preserve">    </w:t>
-      </w:r>
-      <w:r>
-        <w:rPr>
-          <w:b/>
-          <w:bCs/>
-        </w:rPr>
-        <w:t>public</w:t>
+        <w:t xml:space="preserve">            String[] names = </w:t>
+      </w:r>
+      <w:r>
+        <w:rPr>
+          <w:b/>
+          <w:bCs/>
+        </w:rPr>
+        <w:t>new</w:t>
+      </w:r>
+      <w:r>
+        <w:t xml:space="preserve"> String[2];</w:t>
+      </w:r>
+    </w:p>
+    <w:p>
+      <w:r>
+        <w:tab/>
+        <w:t xml:space="preserve">            Object[] </w:t>
       </w:r>
       <w:r>
         <w:t xml:space="preserve"> </w:t>
       </w:r>
       <w:r>
-        <w:rPr>
-          <w:b/>
-          <w:bCs/>
-        </w:rPr>
-        <w:t>static</w:t>
-      </w:r>
-      <w:r>
-        <w:t xml:space="preserve"> </w:t>
-      </w:r>
-      <w:r>
-        <w:rPr>
-          <w:b/>
-          <w:bCs/>
-        </w:rPr>
-        <w:t>void</w:t>
-      </w:r>
-      <w:r>
-        <w:t xml:space="preserve"> main(String[] </w:t>
-      </w:r>
-      <w:proofErr w:type="spellStart"/>
-      <w:r>
-        <w:t>args</w:t>
-      </w:r>
-      <w:proofErr w:type="spellEnd"/>
-      <w:r>
-        <w:t>) {</w:t>
+        <w:t xml:space="preserve">obj </w:t>
+      </w:r>
+      <w:r>
+        <w:t>=names;</w:t>
+      </w:r>
+    </w:p>
+    <w:p>
+      <w:r>
+        <w:t xml:space="preserve">                      </w:t>
+      </w:r>
+      <w:r>
+        <w:t xml:space="preserve">   obj[0] = 100;</w:t>
       </w:r>
     </w:p>
     <w:p>
@@ -3744,76 +3218,6 @@
         <w:t xml:space="preserve">                   </w:t>
       </w:r>
       <w:r>
-        <w:t xml:space="preserve"> </w:t>
-      </w:r>
-      <w:r>
-        <w:rPr>
-          <w:b/>
-          <w:bCs/>
-        </w:rPr>
-        <w:t>try</w:t>
-      </w:r>
-      <w:r>
-        <w:t xml:space="preserve"> {</w:t>
-      </w:r>
-    </w:p>
-    <w:p>
-      <w:r>
-        <w:tab/>
-        <w:t xml:space="preserve">            String[] names = </w:t>
-      </w:r>
-      <w:r>
-        <w:rPr>
-          <w:b/>
-          <w:bCs/>
-        </w:rPr>
-        <w:t>new</w:t>
-      </w:r>
-      <w:r>
-        <w:t xml:space="preserve"> String[2];</w:t>
-      </w:r>
-    </w:p>
-    <w:p>
-      <w:r>
-        <w:tab/>
-        <w:t xml:space="preserve">            Object[] </w:t>
-      </w:r>
-      <w:r>
-        <w:t xml:space="preserve"> </w:t>
-      </w:r>
-      <w:proofErr w:type="spellStart"/>
-      <w:r>
-        <w:t>obj</w:t>
-      </w:r>
-      <w:proofErr w:type="spellEnd"/>
-      <w:r>
-        <w:t xml:space="preserve"> </w:t>
-      </w:r>
-      <w:r>
-        <w:t>=names;</w:t>
-      </w:r>
-    </w:p>
-    <w:p>
-      <w:r>
-        <w:t xml:space="preserve">                      </w:t>
-      </w:r>
-      <w:r>
-        <w:t xml:space="preserve">   </w:t>
-      </w:r>
-      <w:proofErr w:type="spellStart"/>
-      <w:r>
-        <w:t>obj</w:t>
-      </w:r>
-      <w:proofErr w:type="spellEnd"/>
-      <w:r>
-        <w:t>[0] = 100;</w:t>
-      </w:r>
-    </w:p>
-    <w:p>
-      <w:r>
-        <w:t xml:space="preserve">                   </w:t>
-      </w:r>
-      <w:r>
         <w:t xml:space="preserve">  } </w:t>
       </w:r>
       <w:r>
@@ -3824,25 +3228,13 @@
         <w:t>catch</w:t>
       </w:r>
       <w:r>
-        <w:t xml:space="preserve"> (</w:t>
-      </w:r>
-      <w:proofErr w:type="spellStart"/>
-      <w:r>
-        <w:t>ArrayStoreException</w:t>
-      </w:r>
-      <w:proofErr w:type="spellEnd"/>
-      <w:r>
-        <w:t xml:space="preserve"> e) {</w:t>
-      </w:r>
-    </w:p>
-    <w:p>
-      <w:r>
-        <w:tab/>
-        <w:t xml:space="preserve">            </w:t>
-      </w:r>
-      <w:proofErr w:type="spellStart"/>
-      <w:r>
-        <w:t>System.</w:t>
+        <w:t xml:space="preserve"> (ArrayStoreException e) {</w:t>
+      </w:r>
+    </w:p>
+    <w:p>
+      <w:r>
+        <w:tab/>
+        <w:t xml:space="preserve">            System.</w:t>
       </w:r>
       <w:r>
         <w:rPr>
@@ -3854,11 +3246,7 @@
         <w:t>out</w:t>
       </w:r>
       <w:r>
-        <w:t>.println</w:t>
-      </w:r>
-      <w:proofErr w:type="spellEnd"/>
-      <w:r>
-        <w:t>("Invalid object stored in array");</w:t>
+        <w:t>.println("Invalid object stored in array");</w:t>
       </w:r>
     </w:p>
     <w:p>
@@ -3902,28 +3290,12 @@
     </w:p>
     <w:p>
       <w:r>
-        <w:t xml:space="preserve">Object[] </w:t>
-      </w:r>
-      <w:proofErr w:type="spellStart"/>
-      <w:r>
-        <w:t>obj</w:t>
-      </w:r>
-      <w:proofErr w:type="spellEnd"/>
-      <w:r>
-        <w:t xml:space="preserve"> = names;</w:t>
-      </w:r>
-    </w:p>
-    <w:p>
-      <w:r>
-        <w:t xml:space="preserve">Although </w:t>
-      </w:r>
-      <w:proofErr w:type="spellStart"/>
-      <w:r>
-        <w:t>obj</w:t>
-      </w:r>
-      <w:proofErr w:type="spellEnd"/>
-      <w:r>
-        <w:t xml:space="preserve"> is an Object[] reference, the actual array is still a String[].</w:t>
+        <w:t>Object[] obj = names;</w:t>
+      </w:r>
+    </w:p>
+    <w:p>
+      <w:r>
+        <w:t>Although obj is an Object[] reference, the actual array is still a String[].</w:t>
       </w:r>
     </w:p>
     <w:p>
@@ -3932,26 +3304,13 @@
       </w:r>
     </w:p>
     <w:p>
-      <w:proofErr w:type="spellStart"/>
-      <w:r>
-        <w:t>obj</w:t>
-      </w:r>
-      <w:proofErr w:type="spellEnd"/>
-      <w:r>
-        <w:t>[0] = 100;</w:t>
-      </w:r>
-    </w:p>
-    <w:p>
-      <w:r>
-        <w:t xml:space="preserve">Here, 100 is an Integer, but the array can store only String values. Therefore, Java throws an </w:t>
-      </w:r>
-      <w:proofErr w:type="spellStart"/>
-      <w:r>
-        <w:t>ArrayStoreException</w:t>
-      </w:r>
-      <w:proofErr w:type="spellEnd"/>
-      <w:r>
-        <w:t>.</w:t>
+      <w:r>
+        <w:t>obj[0] = 100;</w:t>
+      </w:r>
+    </w:p>
+    <w:p>
+      <w:r>
+        <w:t>Here, 100 is an Integer, but the array can store only String values. Therefore, Java throws an ArrayStoreException.</w:t>
       </w:r>
     </w:p>
     <w:p>
@@ -3965,13 +3324,8 @@
       </w:r>
     </w:p>
     <w:p>
-      <w:proofErr w:type="spellStart"/>
-      <w:r>
-        <w:t>obj</w:t>
-      </w:r>
-      <w:proofErr w:type="spellEnd"/>
-      <w:r>
-        <w:t>[0] = 100;</w:t>
+      <w:r>
+        <w:t>obj[0] = 100;</w:t>
       </w:r>
     </w:p>
     <w:p>
@@ -3981,20 +3335,29 @@
     </w:p>
     <w:p>
       <w:r>
-        <w:t>catch (</w:t>
-      </w:r>
-      <w:proofErr w:type="spellStart"/>
-      <w:r>
-        <w:t>ArrayStoreException</w:t>
-      </w:r>
-      <w:proofErr w:type="spellEnd"/>
-      <w:r>
-        <w:t xml:space="preserve"> e)</w:t>
-      </w:r>
-    </w:p>
-    <w:p>
-      <w:r>
+        <w:t>catch (ArrayStoreException e)</w:t>
+      </w:r>
+    </w:p>
+    <w:p>
+      <w:pPr>
+        <w:rPr>
+          <w:b/>
+          <w:bCs/>
+        </w:rPr>
+      </w:pPr>
+      <w:r>
+        <w:rPr>
+          <w:b/>
+          <w:bCs/>
+        </w:rPr>
         <w:t>Output</w:t>
+      </w:r>
+      <w:r>
+        <w:rPr>
+          <w:b/>
+          <w:bCs/>
+        </w:rPr>
+        <w:t>:</w:t>
       </w:r>
     </w:p>
     <w:p>
@@ -4623,6 +3986,7 @@
   <w:style w:type="character" w:default="1" w:styleId="DefaultParagraphFont">
     <w:name w:val="Default Paragraph Font"/>
     <w:uiPriority w:val="1"/>
+    <w:semiHidden/>
     <w:unhideWhenUsed/>
   </w:style>
   <w:style w:type="table" w:default="1" w:styleId="TableNormal">
